--- a/dijital/dijital_tema-2-kim11.docx
+++ b/dijital/dijital_tema-2-kim11.docx
@@ -196,7 +196,7 @@
                 <w:rFonts w:ascii="Times New Roman" w:hAnsi="Times New Roman" w:cs="Times New Roman"/>
                 <w:lang w:val="tr-TR"/>
               </w:rPr>
-              <w:t xml:space="preserve">GÖRSEL ALANI (Shutterstock’tan seçilecek)</w:t>
+              <w:t xml:space="preserve">GÖRSEL ALANI</w:t>
             </w:r>
           </w:p>
           <w:p>
@@ -289,7 +289,7 @@
                 <w:rFonts w:ascii="Times New Roman" w:hAnsi="Times New Roman" w:cs="Times New Roman"/>
                 <w:lang w:val="tr-TR"/>
               </w:rPr>
-              <w:t xml:space="preserve">Shutter ID: ……………</w:t>
+              <w:t xml:space="preserve">Shutter ID: Ticari kullanıma uygun NO2/N2O4 tüp görseli bulunamadı; yayınevi vektörel çizmeli.</w:t>
             </w:r>
           </w:p>
         </w:tc>
@@ -530,7 +530,7 @@
                 <w:rFonts w:ascii="Times New Roman" w:hAnsi="Times New Roman" w:cs="Times New Roman"/>
                 <w:lang w:val="tr-TR"/>
               </w:rPr>
-              <w:t xml:space="preserve">GÖRSEL ALANI (Shutterstock’tan seçilecek)</w:t>
+              <w:t xml:space="preserve">GÖRSEL ALANI (Shutterstock)</w:t>
             </w:r>
           </w:p>
           <w:p>
@@ -562,23 +562,7 @@
                 <w:rFonts w:ascii="Times New Roman" w:hAnsi="Times New Roman" w:cs="Times New Roman"/>
                 <w:lang w:val="tr-TR"/>
               </w:rPr>
-              <w:t xml:space="preserve">Shutterstock arama: “le chatelier principle infographic”</w:t>
-            </w:r>
-          </w:p>
-          <w:p>
-            <w:pPr>
-              <w:jc w:val="both"/>
-              <w:rPr>
-                <w:rFonts w:ascii="Times New Roman" w:hAnsi="Times New Roman" w:cs="Times New Roman"/>
-                <w:lang w:val="tr-TR"/>
-              </w:rPr>
-            </w:pPr>
-            <w:r>
-              <w:rPr>
-                <w:rFonts w:ascii="Times New Roman" w:hAnsi="Times New Roman" w:cs="Times New Roman"/>
-                <w:lang w:val="tr-TR"/>
-              </w:rPr>
-              <w:t xml:space="preserve">Shutter ID: ……………</w:t>
+              <w:t xml:space="preserve">Shutter ID: 2328878629 (vektör) — Effects of stress factors on chemical equilibrium shifts</w:t>
             </w:r>
           </w:p>
         </w:tc>
@@ -910,7 +894,7 @@
                 <w:rFonts w:ascii="Times New Roman" w:hAnsi="Times New Roman" w:cs="Times New Roman"/>
                 <w:lang w:val="tr-TR"/>
               </w:rPr>
-              <w:t xml:space="preserve">GÖRSEL ALANI (Shutterstock’tan seçilecek)</w:t>
+              <w:t xml:space="preserve">GÖRSEL ALANI (Shutterstock)</w:t>
             </w:r>
           </w:p>
           <w:p>
@@ -942,23 +926,7 @@
                 <w:rFonts w:ascii="Times New Roman" w:hAnsi="Times New Roman" w:cs="Times New Roman"/>
                 <w:lang w:val="tr-TR"/>
               </w:rPr>
-              <w:t xml:space="preserve">Shutterstock arama: “pH scale infographic”</w:t>
-            </w:r>
-          </w:p>
-          <w:p>
-            <w:pPr>
-              <w:jc w:val="both"/>
-              <w:rPr>
-                <w:rFonts w:ascii="Times New Roman" w:hAnsi="Times New Roman" w:cs="Times New Roman"/>
-                <w:lang w:val="tr-TR"/>
-              </w:rPr>
-            </w:pPr>
-            <w:r>
-              <w:rPr>
-                <w:rFonts w:ascii="Times New Roman" w:hAnsi="Times New Roman" w:cs="Times New Roman"/>
-                <w:lang w:val="tr-TR"/>
-              </w:rPr>
-              <w:t xml:space="preserve">Shutter ID: ……………</w:t>
+              <w:t xml:space="preserve">Shutter ID: 2715446197 (vektör) — pH scale diagram with acidic, neutral and alkaline ranges</w:t>
             </w:r>
           </w:p>
         </w:tc>
@@ -1288,7 +1256,7 @@
                 <w:rFonts w:ascii="Times New Roman" w:hAnsi="Times New Roman" w:cs="Times New Roman"/>
                 <w:lang w:val="tr-TR"/>
               </w:rPr>
-              <w:t xml:space="preserve">GÖRSEL ALANI (Shutterstock’tan seçilecek)</w:t>
+              <w:t xml:space="preserve">GÖRSEL ALANI (Shutterstock)</w:t>
             </w:r>
           </w:p>
           <w:p>
@@ -1320,23 +1288,7 @@
                 <w:rFonts w:ascii="Times New Roman" w:hAnsi="Times New Roman" w:cs="Times New Roman"/>
                 <w:lang w:val="tr-TR"/>
               </w:rPr>
-              <w:t xml:space="preserve">Shutterstock arama: “titration burette flask phenolphthalein”</w:t>
-            </w:r>
-          </w:p>
-          <w:p>
-            <w:pPr>
-              <w:jc w:val="both"/>
-              <w:rPr>
-                <w:rFonts w:ascii="Times New Roman" w:hAnsi="Times New Roman" w:cs="Times New Roman"/>
-                <w:lang w:val="tr-TR"/>
-              </w:rPr>
-            </w:pPr>
-            <w:r>
-              <w:rPr>
-                <w:rFonts w:ascii="Times New Roman" w:hAnsi="Times New Roman" w:cs="Times New Roman"/>
-                <w:lang w:val="tr-TR"/>
-              </w:rPr>
-              <w:t xml:space="preserve">Shutter ID: ……………</w:t>
+              <w:t xml:space="preserve">Shutter ID: 2303124117 (fotoğraf) — Acid-base titration in laboratory</w:t>
             </w:r>
           </w:p>
         </w:tc>
@@ -1563,7 +1515,7 @@
                 <w:rFonts w:ascii="Times New Roman" w:hAnsi="Times New Roman" w:cs="Times New Roman"/>
                 <w:lang w:val="tr-TR"/>
               </w:rPr>
-              <w:t xml:space="preserve">GÖRSEL ALANI (Shutterstock’tan seçilecek)</w:t>
+              <w:t xml:space="preserve">GÖRSEL ALANI (Shutterstock)</w:t>
             </w:r>
           </w:p>
           <w:p>
@@ -1595,23 +1547,7 @@
                 <w:rFonts w:ascii="Times New Roman" w:hAnsi="Times New Roman" w:cs="Times New Roman"/>
                 <w:lang w:val="tr-TR"/>
               </w:rPr>
-              <w:t xml:space="preserve">Shutterstock arama: “saturated solution equilibrium dissolution illustration”</w:t>
-            </w:r>
-          </w:p>
-          <w:p>
-            <w:pPr>
-              <w:jc w:val="both"/>
-              <w:rPr>
-                <w:rFonts w:ascii="Times New Roman" w:hAnsi="Times New Roman" w:cs="Times New Roman"/>
-                <w:lang w:val="tr-TR"/>
-              </w:rPr>
-            </w:pPr>
-            <w:r>
-              <w:rPr>
-                <w:rFonts w:ascii="Times New Roman" w:hAnsi="Times New Roman" w:cs="Times New Roman"/>
-                <w:lang w:val="tr-TR"/>
-              </w:rPr>
-              <w:t xml:space="preserve">Shutter ID: ……………</w:t>
+              <w:t xml:space="preserve">Shutter ID: 1941187255 (vektör) — Solubility equilibrium, rates of dissolution and precipitation</w:t>
             </w:r>
           </w:p>
         </w:tc>

--- a/dijital/dijital_tema-2-kim11.docx
+++ b/dijital/dijital_tema-2-kim11.docx
@@ -80,33 +80,6 @@
           <w:lang w:val="tr-TR"/>
         </w:rPr>
         <w:t xml:space="preserve">3.Bölüm: Çözünürlük Dengesi</w:t>
-      </w:r>
-    </w:p>
-    <w:p>
-      <w:pPr>
-        <w:jc w:val="both"/>
-        <w:rPr>
-          <w:rFonts w:ascii="Times New Roman" w:hAnsi="Times New Roman" w:cs="Times New Roman"/>
-          <w:lang w:val="tr-TR"/>
-        </w:rPr>
-      </w:pPr>
-      <w:r>
-        <w:rPr>
-          <w:rFonts w:ascii="Times New Roman" w:hAnsi="Times New Roman" w:cs="Times New Roman"/>
-          <w:b/>
-          <w:bCs/>
-          <w:highlight w:val="yellow"/>
-          <w:lang w:val="tr-TR"/>
-        </w:rPr>
-        <w:t xml:space="preserve">NOT: </w:t>
-      </w:r>
-      <w:r>
-        <w:rPr>
-          <w:rFonts w:ascii="Times New Roman" w:hAnsi="Times New Roman" w:cs="Times New Roman"/>
-          <w:highlight w:val="yellow"/>
-          <w:lang w:val="tr-TR"/>
-        </w:rPr>
-        <w:t xml:space="preserve">Bu dosya Kimya10 dijital içerik formatında taslak olarak hazırlanmıştır. Bu yıl istenen “PDF’li soru” formatı netleşince yeniden düzenlenecek.</w:t>
       </w:r>
     </w:p>
     <w:p>
@@ -11474,6 +11447,42 @@
           <w:lang w:val="tr-TR"/>
         </w:rPr>
         <w:t xml:space="preserve"> mol/L).</w:t>
+      </w:r>
+    </w:p>
+    <w:p>
+      <w:pPr>
+        <w:jc w:val="both"/>
+        <w:rPr>
+          <w:rFonts w:ascii="Times New Roman" w:hAnsi="Times New Roman" w:cs="Times New Roman"/>
+          <w:b/>
+          <w:bCs/>
+          <w:lang w:val="tr-TR"/>
+        </w:rPr>
+      </w:pPr>
+      <w:r>
+        <w:rPr>
+          <w:rFonts w:ascii="Times New Roman" w:hAnsi="Times New Roman" w:cs="Times New Roman"/>
+          <w:b/>
+          <w:bCs/>
+          <w:lang w:val="tr-TR"/>
+        </w:rPr>
+        <w:t xml:space="preserve">ÜNİTE SONU DİJİTAL DEĞERLENDİRME SORULARI</w:t>
+      </w:r>
+    </w:p>
+    <w:p>
+      <w:pPr>
+        <w:jc w:val="both"/>
+        <w:rPr>
+          <w:rFonts w:ascii="Times New Roman" w:hAnsi="Times New Roman" w:cs="Times New Roman"/>
+          <w:lang w:val="tr-TR"/>
+        </w:rPr>
+      </w:pPr>
+      <w:r>
+        <w:rPr>
+          <w:rFonts w:ascii="Times New Roman" w:hAnsi="Times New Roman" w:cs="Times New Roman"/>
+          <w:lang w:val="tr-TR"/>
+        </w:rPr>
+        <w:t xml:space="preserve">Ünite sonu dijital değerlendirme soruları kitaptaki ünite sonu soruları formatında ayrı dosyada hazırlanmıştır: dijital/Kim11_tema-2-dijital-unite-sonu-sorulari.docx. Yayınevi bu dosyayı PDF’e dönüştürecek; PDF’e ünite sonu sorularının bulunduğu sayfadaki karekodla erişilecektir.</w:t>
       </w:r>
     </w:p>
     <w:sectPr>

--- a/dijital/dijital_tema-2-kim11.docx
+++ b/dijital/dijital_tema-2-kim11.docx
@@ -467,7 +467,7 @@
           <w:rFonts w:ascii="Times New Roman" w:hAnsi="Times New Roman" w:cs="Times New Roman"/>
           <w:lang w:val="tr-TR"/>
         </w:rPr>
-        <w:t xml:space="preserve">Le Chatelier ilkesine göre dengedeki bir sisteme dışarıdan bir etki yapıldığında sistem bu etkiyi azaltacak yönde kayar. Derişim, hacim (basınç) ve sıcaklık dengeyi kaydırabilir; denge sabitini yalnızca sıcaklık değiştirir. Katalizör dengeye daha kısa sürede ulaşılmasını sağlar ancak dengeyi kaydırmaz.</w:t>
+        <w:t xml:space="preserve">Le Chatelier ilkesine göre koşulları değiştirilen bir denge sistemi, bu değişikliği kısmen karşılayan yönde kayar. Derişim, hacim (basınç) ve sıcaklık dengeyi kaydırabilir; denge sabitini yalnızca sıcaklık değiştirir. Katalizör dengeye daha kısa sürede ulaşılmasını sağlar ancak dengeyi kaydırmaz.</w:t>
       </w:r>
     </w:p>
     <w:tbl>
@@ -1148,7 +1148,7 @@
           <w:rFonts w:ascii="Times New Roman" w:hAnsi="Times New Roman" w:cs="Times New Roman"/>
           <w:lang w:val="tr-TR"/>
         </w:rPr>
-        <w:t xml:space="preserve"> iyonları su oluşturarak nötralleşir; bu sırada ısı açığa çıkar, pH değişir ve indikatörün rengi değişir. Derişimi bilinmeyen bir asit ya da baz çözeltisinin derişimi, derişimi bilinen bir baz ya da asitle titre edilerek eş değerlik noktasında n(H</w:t>
+        <w:t xml:space="preserve"> iyonları su oluşturarak nötralleşir; bu sırada ısı açığa çıkar, pH değişir ve indikatörün rengi değişir. Bir asit ya da baz çözeltisinin bilinmeyen derişimi, derişimi bilinen bir baz ya da asitle titre edilerek eş değerlik noktasında n(H</w:t>
       </w:r>
       <w:r>
         <w:rPr>

--- a/dijital/dijital_tema-2-kim11.docx
+++ b/dijital/dijital_tema-2-kim11.docx
@@ -2927,14 +2927,14 @@
           <w:bCs/>
           <w:lang w:val="tr-TR"/>
         </w:rPr>
-        <w:t xml:space="preserve">MEB Açıklama:</w:t>
-      </w:r>
-      <w:r>
-        <w:rPr>
-          <w:rFonts w:ascii="Times New Roman" w:hAnsi="Times New Roman" w:cs="Times New Roman"/>
-          <w:lang w:val="tr-TR"/>
-        </w:rPr>
-        <w:t xml:space="preserve"> Öğrencilerin tersinir bir tepkime için farklı zaman aralıklarında ileri ve geri tepkime hızlarının denge sürecindeki değişimini hız-zaman grafiği çizerek gösterebildikleri doküman hazırlanır.</w:t>
+        <w:t xml:space="preserve">MEB Açıklama (e-içerik türü: Etkileşimli İçerik/Doküman): Öğrencilerin tepkime denge sürecindeki ileri ve geri tepkime hızları ile ilgili tahminlerini oluşturup sonuç çıkarabilecekleri animasyon veya simülasyon hazırlanır. </w:t>
+      </w:r>
+      <w:r>
+        <w:rPr>
+          <w:rFonts w:ascii="Times New Roman" w:hAnsi="Times New Roman" w:cs="Times New Roman"/>
+          <w:lang w:val="tr-TR"/>
+        </w:rPr>
+        <w:t xml:space="preserve">Öğrencilerin tersinir bir tepkime için farklı zaman aralıklarında ileri ve geri tepkime hızlarının denge sürecindeki değişimini hız-zaman grafiği çizerek gösterebildikleri doküman hazırlanır.</w:t>
       </w:r>
     </w:p>
     <w:p>
@@ -2953,7 +2953,7 @@
           <w:highlight w:val="yellow"/>
           <w:lang w:val="tr-TR"/>
         </w:rPr>
-        <w:t xml:space="preserve">Animasyon + Doküman Hazırlanacak:</w:t>
+        <w:t xml:space="preserve">Etkileşimli İçerik (Simülasyon) + Doküman Hazırlanacak:</w:t>
       </w:r>
     </w:p>
     <w:p>

--- a/dijital/dijital_tema-2-kim11.docx
+++ b/dijital/dijital_tema-2-kim11.docx
@@ -1684,39 +1684,39 @@
           <w:rFonts w:ascii="Times New Roman" w:hAnsi="Times New Roman" w:cs="Times New Roman"/>
           <w:lang w:val="tr-TR"/>
         </w:rPr>
-        <w:t xml:space="preserve">a) Tersinir tepkimelerin oluşumuna kanıt oluşturacak gözlemlenebilir nitelikler belirler.</w:t>
-      </w:r>
-    </w:p>
-    <w:p>
-      <w:pPr>
-        <w:jc w:val="both"/>
-        <w:rPr>
-          <w:rFonts w:ascii="Times New Roman" w:hAnsi="Times New Roman" w:cs="Times New Roman"/>
-          <w:lang w:val="tr-TR"/>
-        </w:rPr>
-      </w:pPr>
-      <w:r>
-        <w:rPr>
-          <w:rFonts w:ascii="Times New Roman" w:hAnsi="Times New Roman" w:cs="Times New Roman"/>
-          <w:lang w:val="tr-TR"/>
-        </w:rPr>
-        <w:t xml:space="preserve">b) Tersinir tepkimelerde gözlemlenebilir niteliklere ilişkin veri toplar ve topladığı verileri kaydeder.</w:t>
-      </w:r>
-    </w:p>
-    <w:p>
-      <w:pPr>
-        <w:jc w:val="both"/>
-        <w:rPr>
-          <w:rFonts w:ascii="Times New Roman" w:hAnsi="Times New Roman" w:cs="Times New Roman"/>
-          <w:lang w:val="tr-TR"/>
-        </w:rPr>
-      </w:pPr>
-      <w:r>
-        <w:rPr>
-          <w:rFonts w:ascii="Times New Roman" w:hAnsi="Times New Roman" w:cs="Times New Roman"/>
-          <w:lang w:val="tr-TR"/>
-        </w:rPr>
-        <w:t xml:space="preserve">c) Tepkimelerin tersinir olabileceğini verilere dayalı olarak açıklar.</w:t>
+        <w:t xml:space="preserve">a. Tersinir tepkimelerin oluşumuna kanıt oluşturacak gözlemlenebilir nitelikler belirler.</w:t>
+      </w:r>
+    </w:p>
+    <w:p>
+      <w:pPr>
+        <w:jc w:val="both"/>
+        <w:rPr>
+          <w:rFonts w:ascii="Times New Roman" w:hAnsi="Times New Roman" w:cs="Times New Roman"/>
+          <w:lang w:val="tr-TR"/>
+        </w:rPr>
+      </w:pPr>
+      <w:r>
+        <w:rPr>
+          <w:rFonts w:ascii="Times New Roman" w:hAnsi="Times New Roman" w:cs="Times New Roman"/>
+          <w:lang w:val="tr-TR"/>
+        </w:rPr>
+        <w:t xml:space="preserve">b. Tersinir tepkimelerde gözlemlenebilir niteliklere ilişkin veri toplar ve topladığı verileri kaydeder.</w:t>
+      </w:r>
+    </w:p>
+    <w:p>
+      <w:pPr>
+        <w:jc w:val="both"/>
+        <w:rPr>
+          <w:rFonts w:ascii="Times New Roman" w:hAnsi="Times New Roman" w:cs="Times New Roman"/>
+          <w:lang w:val="tr-TR"/>
+        </w:rPr>
+      </w:pPr>
+      <w:r>
+        <w:rPr>
+          <w:rFonts w:ascii="Times New Roman" w:hAnsi="Times New Roman" w:cs="Times New Roman"/>
+          <w:lang w:val="tr-TR"/>
+        </w:rPr>
+        <w:t xml:space="preserve">c. Tepkimelerin tersinir olabileceğini verilere dayalı olarak açıklar.</w:t>
       </w:r>
     </w:p>
     <w:p>
@@ -1752,71 +1752,71 @@
           <w:rFonts w:ascii="Times New Roman" w:hAnsi="Times New Roman" w:cs="Times New Roman"/>
           <w:lang w:val="tr-TR"/>
         </w:rPr>
-        <w:t xml:space="preserve">a) Denge sürecine ilişkin önermeler oluşturur.</w:t>
-      </w:r>
-    </w:p>
-    <w:p>
-      <w:pPr>
-        <w:jc w:val="both"/>
-        <w:rPr>
-          <w:rFonts w:ascii="Times New Roman" w:hAnsi="Times New Roman" w:cs="Times New Roman"/>
-          <w:lang w:val="tr-TR"/>
-        </w:rPr>
-      </w:pPr>
-      <w:r>
-        <w:rPr>
-          <w:rFonts w:ascii="Times New Roman" w:hAnsi="Times New Roman" w:cs="Times New Roman"/>
-          <w:lang w:val="tr-TR"/>
-        </w:rPr>
-        <w:t xml:space="preserve">b) Denge sürecine ilişkin gözleme dayalı olan ve olmayan önermeleri karşılaştırır.</w:t>
-      </w:r>
-    </w:p>
-    <w:p>
-      <w:pPr>
-        <w:jc w:val="both"/>
-        <w:rPr>
-          <w:rFonts w:ascii="Times New Roman" w:hAnsi="Times New Roman" w:cs="Times New Roman"/>
-          <w:lang w:val="tr-TR"/>
-        </w:rPr>
-      </w:pPr>
-      <w:r>
-        <w:rPr>
-          <w:rFonts w:ascii="Times New Roman" w:hAnsi="Times New Roman" w:cs="Times New Roman"/>
-          <w:lang w:val="tr-TR"/>
-        </w:rPr>
-        <w:t xml:space="preserve">c) Denge sürecine ilişkin önermelerini temellendirmek için gözlem verilerinden hareketle sonuç çıkarır.</w:t>
-      </w:r>
-    </w:p>
-    <w:p>
-      <w:pPr>
-        <w:jc w:val="both"/>
-        <w:rPr>
-          <w:rFonts w:ascii="Times New Roman" w:hAnsi="Times New Roman" w:cs="Times New Roman"/>
-          <w:lang w:val="tr-TR"/>
-        </w:rPr>
-      </w:pPr>
-      <w:r>
-        <w:rPr>
-          <w:rFonts w:ascii="Times New Roman" w:hAnsi="Times New Roman" w:cs="Times New Roman"/>
-          <w:lang w:val="tr-TR"/>
-        </w:rPr>
-        <w:t xml:space="preserve">ç) İleri ve geri tepkime hızlarının eşitliğine ilişkin tahminlerde bulunur.</w:t>
-      </w:r>
-    </w:p>
-    <w:p>
-      <w:pPr>
-        <w:jc w:val="both"/>
-        <w:rPr>
-          <w:rFonts w:ascii="Times New Roman" w:hAnsi="Times New Roman" w:cs="Times New Roman"/>
-          <w:lang w:val="tr-TR"/>
-        </w:rPr>
-      </w:pPr>
-      <w:r>
-        <w:rPr>
-          <w:rFonts w:ascii="Times New Roman" w:hAnsi="Times New Roman" w:cs="Times New Roman"/>
-          <w:lang w:val="tr-TR"/>
-        </w:rPr>
-        <w:t xml:space="preserve">d) Bilimsel verilerden hareketle tahminlerinin geçerliliğini sorgular.</w:t>
+        <w:t xml:space="preserve">a. Denge sürecine ilişkin önermeler oluşturur.</w:t>
+      </w:r>
+    </w:p>
+    <w:p>
+      <w:pPr>
+        <w:jc w:val="both"/>
+        <w:rPr>
+          <w:rFonts w:ascii="Times New Roman" w:hAnsi="Times New Roman" w:cs="Times New Roman"/>
+          <w:lang w:val="tr-TR"/>
+        </w:rPr>
+      </w:pPr>
+      <w:r>
+        <w:rPr>
+          <w:rFonts w:ascii="Times New Roman" w:hAnsi="Times New Roman" w:cs="Times New Roman"/>
+          <w:lang w:val="tr-TR"/>
+        </w:rPr>
+        <w:t xml:space="preserve">b. Denge sürecine ilişkin gözleme dayalı olan ve olmayan önermeleri karşılaştırır.</w:t>
+      </w:r>
+    </w:p>
+    <w:p>
+      <w:pPr>
+        <w:jc w:val="both"/>
+        <w:rPr>
+          <w:rFonts w:ascii="Times New Roman" w:hAnsi="Times New Roman" w:cs="Times New Roman"/>
+          <w:lang w:val="tr-TR"/>
+        </w:rPr>
+      </w:pPr>
+      <w:r>
+        <w:rPr>
+          <w:rFonts w:ascii="Times New Roman" w:hAnsi="Times New Roman" w:cs="Times New Roman"/>
+          <w:lang w:val="tr-TR"/>
+        </w:rPr>
+        <w:t xml:space="preserve">c. Denge sürecine ilişkin önermelerini temellendirmek için gözlem verilerinden hareketle sonuç çıkarır.</w:t>
+      </w:r>
+    </w:p>
+    <w:p>
+      <w:pPr>
+        <w:jc w:val="both"/>
+        <w:rPr>
+          <w:rFonts w:ascii="Times New Roman" w:hAnsi="Times New Roman" w:cs="Times New Roman"/>
+          <w:lang w:val="tr-TR"/>
+        </w:rPr>
+      </w:pPr>
+      <w:r>
+        <w:rPr>
+          <w:rFonts w:ascii="Times New Roman" w:hAnsi="Times New Roman" w:cs="Times New Roman"/>
+          <w:lang w:val="tr-TR"/>
+        </w:rPr>
+        <w:t xml:space="preserve">ç. İleri ve geri tepkime hızlarının eşitliğine ilişkin tahminlerde bulunur.</w:t>
+      </w:r>
+    </w:p>
+    <w:p>
+      <w:pPr>
+        <w:jc w:val="both"/>
+        <w:rPr>
+          <w:rFonts w:ascii="Times New Roman" w:hAnsi="Times New Roman" w:cs="Times New Roman"/>
+          <w:lang w:val="tr-TR"/>
+        </w:rPr>
+      </w:pPr>
+      <w:r>
+        <w:rPr>
+          <w:rFonts w:ascii="Times New Roman" w:hAnsi="Times New Roman" w:cs="Times New Roman"/>
+          <w:lang w:val="tr-TR"/>
+        </w:rPr>
+        <w:t xml:space="preserve">d. Bilimsel verilerden hareketle tahminlerinin geçerliliğini sorgular.</w:t>
       </w:r>
     </w:p>
     <w:p>
@@ -1852,23 +1852,23 @@
           <w:rFonts w:ascii="Times New Roman" w:hAnsi="Times New Roman" w:cs="Times New Roman"/>
           <w:lang w:val="tr-TR"/>
         </w:rPr>
-        <w:t xml:space="preserve">a) Homojen ve heterojen denge tepkimelerinin denge sabiti ifadelerinde keşfettiği örüntüyü matematiksel olarak modeller.</w:t>
-      </w:r>
-    </w:p>
-    <w:p>
-      <w:pPr>
-        <w:jc w:val="both"/>
-        <w:rPr>
-          <w:rFonts w:ascii="Times New Roman" w:hAnsi="Times New Roman" w:cs="Times New Roman"/>
-          <w:lang w:val="tr-TR"/>
-        </w:rPr>
-      </w:pPr>
-      <w:r>
-        <w:rPr>
-          <w:rFonts w:ascii="Times New Roman" w:hAnsi="Times New Roman" w:cs="Times New Roman"/>
-          <w:lang w:val="tr-TR"/>
-        </w:rPr>
-        <w:t xml:space="preserve">b) Denge sabiti ifadesinin matematiksel modelini geneller.</w:t>
+        <w:t xml:space="preserve">a. Homojen ve heterojen denge tepkimelerinin denge sabiti ifadelerinde keşfettiği örüntüyü matematiksel olarak modeller.</w:t>
+      </w:r>
+    </w:p>
+    <w:p>
+      <w:pPr>
+        <w:jc w:val="both"/>
+        <w:rPr>
+          <w:rFonts w:ascii="Times New Roman" w:hAnsi="Times New Roman" w:cs="Times New Roman"/>
+          <w:lang w:val="tr-TR"/>
+        </w:rPr>
+      </w:pPr>
+      <w:r>
+        <w:rPr>
+          <w:rFonts w:ascii="Times New Roman" w:hAnsi="Times New Roman" w:cs="Times New Roman"/>
+          <w:lang w:val="tr-TR"/>
+        </w:rPr>
+        <w:t xml:space="preserve">b. Denge sabiti ifadesinin matematiksel modelini geneller.</w:t>
       </w:r>
     </w:p>
     <w:p>
@@ -1904,55 +1904,55 @@
           <w:rFonts w:ascii="Times New Roman" w:hAnsi="Times New Roman" w:cs="Times New Roman"/>
           <w:lang w:val="tr-TR"/>
         </w:rPr>
-        <w:t xml:space="preserve">a) Tersinir tepkimelerin dengeye ulaşıp ulaşmadığına ilişkin önermeler oluşturur.</w:t>
-      </w:r>
-    </w:p>
-    <w:p>
-      <w:pPr>
-        <w:jc w:val="both"/>
-        <w:rPr>
-          <w:rFonts w:ascii="Times New Roman" w:hAnsi="Times New Roman" w:cs="Times New Roman"/>
-          <w:lang w:val="tr-TR"/>
-        </w:rPr>
-      </w:pPr>
-      <w:r>
-        <w:rPr>
-          <w:rFonts w:ascii="Times New Roman" w:hAnsi="Times New Roman" w:cs="Times New Roman"/>
-          <w:lang w:val="tr-TR"/>
-        </w:rPr>
-        <w:t xml:space="preserve">b) Tersinir tepkimelere ilişkin veriye dayalı olan ve olmayan önermeleri karşılaştırır.</w:t>
-      </w:r>
-    </w:p>
-    <w:p>
-      <w:pPr>
-        <w:jc w:val="both"/>
-        <w:rPr>
-          <w:rFonts w:ascii="Times New Roman" w:hAnsi="Times New Roman" w:cs="Times New Roman"/>
-          <w:lang w:val="tr-TR"/>
-        </w:rPr>
-      </w:pPr>
-      <w:r>
-        <w:rPr>
-          <w:rFonts w:ascii="Times New Roman" w:hAnsi="Times New Roman" w:cs="Times New Roman"/>
-          <w:lang w:val="tr-TR"/>
-        </w:rPr>
-        <w:t xml:space="preserve">c) Tepkime oranını hesaplayarak denge durumuna ilişkin tahminde bulunur.</w:t>
-      </w:r>
-    </w:p>
-    <w:p>
-      <w:pPr>
-        <w:jc w:val="both"/>
-        <w:rPr>
-          <w:rFonts w:ascii="Times New Roman" w:hAnsi="Times New Roman" w:cs="Times New Roman"/>
-          <w:lang w:val="tr-TR"/>
-        </w:rPr>
-      </w:pPr>
-      <w:r>
-        <w:rPr>
-          <w:rFonts w:ascii="Times New Roman" w:hAnsi="Times New Roman" w:cs="Times New Roman"/>
-          <w:lang w:val="tr-TR"/>
-        </w:rPr>
-        <w:t xml:space="preserve">ç) Tahminlerinin geçerliliğini sorgular.</w:t>
+        <w:t xml:space="preserve">a. Tersinir tepkimelerin dengeye ulaşıp ulaşmadığına ilişkin önermeler oluşturur.</w:t>
+      </w:r>
+    </w:p>
+    <w:p>
+      <w:pPr>
+        <w:jc w:val="both"/>
+        <w:rPr>
+          <w:rFonts w:ascii="Times New Roman" w:hAnsi="Times New Roman" w:cs="Times New Roman"/>
+          <w:lang w:val="tr-TR"/>
+        </w:rPr>
+      </w:pPr>
+      <w:r>
+        <w:rPr>
+          <w:rFonts w:ascii="Times New Roman" w:hAnsi="Times New Roman" w:cs="Times New Roman"/>
+          <w:lang w:val="tr-TR"/>
+        </w:rPr>
+        <w:t xml:space="preserve">b. Tersinir tepkimelere ilişkin veriye dayalı olan ve olmayan önermeleri karşılaştırır.</w:t>
+      </w:r>
+    </w:p>
+    <w:p>
+      <w:pPr>
+        <w:jc w:val="both"/>
+        <w:rPr>
+          <w:rFonts w:ascii="Times New Roman" w:hAnsi="Times New Roman" w:cs="Times New Roman"/>
+          <w:lang w:val="tr-TR"/>
+        </w:rPr>
+      </w:pPr>
+      <w:r>
+        <w:rPr>
+          <w:rFonts w:ascii="Times New Roman" w:hAnsi="Times New Roman" w:cs="Times New Roman"/>
+          <w:lang w:val="tr-TR"/>
+        </w:rPr>
+        <w:t xml:space="preserve">c. Tepkime oranını hesaplayarak denge durumuna ilişkin tahminde bulunur.</w:t>
+      </w:r>
+    </w:p>
+    <w:p>
+      <w:pPr>
+        <w:jc w:val="both"/>
+        <w:rPr>
+          <w:rFonts w:ascii="Times New Roman" w:hAnsi="Times New Roman" w:cs="Times New Roman"/>
+          <w:lang w:val="tr-TR"/>
+        </w:rPr>
+      </w:pPr>
+      <w:r>
+        <w:rPr>
+          <w:rFonts w:ascii="Times New Roman" w:hAnsi="Times New Roman" w:cs="Times New Roman"/>
+          <w:lang w:val="tr-TR"/>
+        </w:rPr>
+        <w:t xml:space="preserve">ç. Tahminlerinin geçerliliğini sorgular.</w:t>
       </w:r>
     </w:p>
     <w:p>
@@ -1988,87 +1988,87 @@
           <w:rFonts w:ascii="Times New Roman" w:hAnsi="Times New Roman" w:cs="Times New Roman"/>
           <w:lang w:val="tr-TR"/>
         </w:rPr>
-        <w:t xml:space="preserve">a) Derişim, hacim, basınç, sıcaklık ve katalizör değişkenlerinin dengeye etkisine ilişkin araştırılabilir sorular oluşturur.</w:t>
-      </w:r>
-    </w:p>
-    <w:p>
-      <w:pPr>
-        <w:jc w:val="both"/>
-        <w:rPr>
-          <w:rFonts w:ascii="Times New Roman" w:hAnsi="Times New Roman" w:cs="Times New Roman"/>
-          <w:lang w:val="tr-TR"/>
-        </w:rPr>
-      </w:pPr>
-      <w:r>
-        <w:rPr>
-          <w:rFonts w:ascii="Times New Roman" w:hAnsi="Times New Roman" w:cs="Times New Roman"/>
-          <w:lang w:val="tr-TR"/>
-        </w:rPr>
-        <w:t xml:space="preserve">b) Değişkenlerin dengeye etkisini belirlemek üzere hipotezler kurar.</w:t>
-      </w:r>
-    </w:p>
-    <w:p>
-      <w:pPr>
-        <w:jc w:val="both"/>
-        <w:rPr>
-          <w:rFonts w:ascii="Times New Roman" w:hAnsi="Times New Roman" w:cs="Times New Roman"/>
-          <w:lang w:val="tr-TR"/>
-        </w:rPr>
-      </w:pPr>
-      <w:r>
-        <w:rPr>
-          <w:rFonts w:ascii="Times New Roman" w:hAnsi="Times New Roman" w:cs="Times New Roman"/>
-          <w:lang w:val="tr-TR"/>
-        </w:rPr>
-        <w:t xml:space="preserve">c) Derişim, hacim, basınç, sıcaklık ve katalizör değişkenlerinin dengeye etkisine yönelik deney gerçekleştirir.</w:t>
-      </w:r>
-    </w:p>
-    <w:p>
-      <w:pPr>
-        <w:jc w:val="both"/>
-        <w:rPr>
-          <w:rFonts w:ascii="Times New Roman" w:hAnsi="Times New Roman" w:cs="Times New Roman"/>
-          <w:lang w:val="tr-TR"/>
-        </w:rPr>
-      </w:pPr>
-      <w:r>
-        <w:rPr>
-          <w:rFonts w:ascii="Times New Roman" w:hAnsi="Times New Roman" w:cs="Times New Roman"/>
-          <w:lang w:val="tr-TR"/>
-        </w:rPr>
-        <w:t xml:space="preserve">ç) Deneyden elde ettiği verileri analiz ederek yorumlar.</w:t>
-      </w:r>
-    </w:p>
-    <w:p>
-      <w:pPr>
-        <w:jc w:val="both"/>
-        <w:rPr>
-          <w:rFonts w:ascii="Times New Roman" w:hAnsi="Times New Roman" w:cs="Times New Roman"/>
-          <w:lang w:val="tr-TR"/>
-        </w:rPr>
-      </w:pPr>
-      <w:r>
-        <w:rPr>
-          <w:rFonts w:ascii="Times New Roman" w:hAnsi="Times New Roman" w:cs="Times New Roman"/>
-          <w:lang w:val="tr-TR"/>
-        </w:rPr>
-        <w:t xml:space="preserve">d) Deney sonuçlarını çarpışma kuramını kullanarak açıklar.</w:t>
-      </w:r>
-    </w:p>
-    <w:p>
-      <w:pPr>
-        <w:jc w:val="both"/>
-        <w:rPr>
-          <w:rFonts w:ascii="Times New Roman" w:hAnsi="Times New Roman" w:cs="Times New Roman"/>
-          <w:lang w:val="tr-TR"/>
-        </w:rPr>
-      </w:pPr>
-      <w:r>
-        <w:rPr>
-          <w:rFonts w:ascii="Times New Roman" w:hAnsi="Times New Roman" w:cs="Times New Roman"/>
-          <w:lang w:val="tr-TR"/>
-        </w:rPr>
-        <w:t xml:space="preserve">e) Dengeye etki eden faktörleri Le Chatelier ilkesi ile ilişkilendirir.</w:t>
+        <w:t xml:space="preserve">a. Derişim, hacim, basınç, sıcaklık ve katalizör değişkenlerinin dengeye etkisine ilişkin araştırılabilir sorular oluşturur.</w:t>
+      </w:r>
+    </w:p>
+    <w:p>
+      <w:pPr>
+        <w:jc w:val="both"/>
+        <w:rPr>
+          <w:rFonts w:ascii="Times New Roman" w:hAnsi="Times New Roman" w:cs="Times New Roman"/>
+          <w:lang w:val="tr-TR"/>
+        </w:rPr>
+      </w:pPr>
+      <w:r>
+        <w:rPr>
+          <w:rFonts w:ascii="Times New Roman" w:hAnsi="Times New Roman" w:cs="Times New Roman"/>
+          <w:lang w:val="tr-TR"/>
+        </w:rPr>
+        <w:t xml:space="preserve">b. Değişkenlerin dengeye etkisini belirlemek üzere hipotezler kurar.</w:t>
+      </w:r>
+    </w:p>
+    <w:p>
+      <w:pPr>
+        <w:jc w:val="both"/>
+        <w:rPr>
+          <w:rFonts w:ascii="Times New Roman" w:hAnsi="Times New Roman" w:cs="Times New Roman"/>
+          <w:lang w:val="tr-TR"/>
+        </w:rPr>
+      </w:pPr>
+      <w:r>
+        <w:rPr>
+          <w:rFonts w:ascii="Times New Roman" w:hAnsi="Times New Roman" w:cs="Times New Roman"/>
+          <w:lang w:val="tr-TR"/>
+        </w:rPr>
+        <w:t xml:space="preserve">c. Derişim, hacim, basınç, sıcaklık ve katalizör değişkenlerinin dengeye etkisine yönelik deney gerçekleştirir.</w:t>
+      </w:r>
+    </w:p>
+    <w:p>
+      <w:pPr>
+        <w:jc w:val="both"/>
+        <w:rPr>
+          <w:rFonts w:ascii="Times New Roman" w:hAnsi="Times New Roman" w:cs="Times New Roman"/>
+          <w:lang w:val="tr-TR"/>
+        </w:rPr>
+      </w:pPr>
+      <w:r>
+        <w:rPr>
+          <w:rFonts w:ascii="Times New Roman" w:hAnsi="Times New Roman" w:cs="Times New Roman"/>
+          <w:lang w:val="tr-TR"/>
+        </w:rPr>
+        <w:t xml:space="preserve">ç. Deneyden elde ettiği verileri analiz ederek yorumlar.</w:t>
+      </w:r>
+    </w:p>
+    <w:p>
+      <w:pPr>
+        <w:jc w:val="both"/>
+        <w:rPr>
+          <w:rFonts w:ascii="Times New Roman" w:hAnsi="Times New Roman" w:cs="Times New Roman"/>
+          <w:lang w:val="tr-TR"/>
+        </w:rPr>
+      </w:pPr>
+      <w:r>
+        <w:rPr>
+          <w:rFonts w:ascii="Times New Roman" w:hAnsi="Times New Roman" w:cs="Times New Roman"/>
+          <w:lang w:val="tr-TR"/>
+        </w:rPr>
+        <w:t xml:space="preserve">d. Deney sonuçlarını çarpışma kuramını kullanarak açıklar.</w:t>
+      </w:r>
+    </w:p>
+    <w:p>
+      <w:pPr>
+        <w:jc w:val="both"/>
+        <w:rPr>
+          <w:rFonts w:ascii="Times New Roman" w:hAnsi="Times New Roman" w:cs="Times New Roman"/>
+          <w:lang w:val="tr-TR"/>
+        </w:rPr>
+      </w:pPr>
+      <w:r>
+        <w:rPr>
+          <w:rFonts w:ascii="Times New Roman" w:hAnsi="Times New Roman" w:cs="Times New Roman"/>
+          <w:lang w:val="tr-TR"/>
+        </w:rPr>
+        <w:t xml:space="preserve">e. Dengeye etki eden faktörleri Le Chatelier ilkesi ile ilişkilendirir.</w:t>
       </w:r>
     </w:p>
     <w:p>
@@ -2104,39 +2104,39 @@
           <w:rFonts w:ascii="Times New Roman" w:hAnsi="Times New Roman" w:cs="Times New Roman"/>
           <w:lang w:val="tr-TR"/>
         </w:rPr>
-        <w:t xml:space="preserve">a) Saf suyun otoiyonizasyonunu gözlemleyebileceği nitelikleri tanımlar.</w:t>
-      </w:r>
-    </w:p>
-    <w:p>
-      <w:pPr>
-        <w:jc w:val="both"/>
-        <w:rPr>
-          <w:rFonts w:ascii="Times New Roman" w:hAnsi="Times New Roman" w:cs="Times New Roman"/>
-          <w:lang w:val="tr-TR"/>
-        </w:rPr>
-      </w:pPr>
-      <w:r>
-        <w:rPr>
-          <w:rFonts w:ascii="Times New Roman" w:hAnsi="Times New Roman" w:cs="Times New Roman"/>
-          <w:lang w:val="tr-TR"/>
-        </w:rPr>
-        <w:t xml:space="preserve">b) Saf suyun otoiyonizasyonuna ilişkin gözlem yoluyla veri toplar ve kaydeder.</w:t>
-      </w:r>
-    </w:p>
-    <w:p>
-      <w:pPr>
-        <w:jc w:val="both"/>
-        <w:rPr>
-          <w:rFonts w:ascii="Times New Roman" w:hAnsi="Times New Roman" w:cs="Times New Roman"/>
-          <w:lang w:val="tr-TR"/>
-        </w:rPr>
-      </w:pPr>
-      <w:r>
-        <w:rPr>
-          <w:rFonts w:ascii="Times New Roman" w:hAnsi="Times New Roman" w:cs="Times New Roman"/>
-          <w:lang w:val="tr-TR"/>
-        </w:rPr>
-        <w:t xml:space="preserve">c) Saf suyun otoiyonizasyonunu suyun iyonlaşma sabitini kullanarak açıklar.</w:t>
+        <w:t xml:space="preserve">a. Saf suyun otoiyonizasyonunu gözlemleyebileceği nitelikleri tanımlar.</w:t>
+      </w:r>
+    </w:p>
+    <w:p>
+      <w:pPr>
+        <w:jc w:val="both"/>
+        <w:rPr>
+          <w:rFonts w:ascii="Times New Roman" w:hAnsi="Times New Roman" w:cs="Times New Roman"/>
+          <w:lang w:val="tr-TR"/>
+        </w:rPr>
+      </w:pPr>
+      <w:r>
+        <w:rPr>
+          <w:rFonts w:ascii="Times New Roman" w:hAnsi="Times New Roman" w:cs="Times New Roman"/>
+          <w:lang w:val="tr-TR"/>
+        </w:rPr>
+        <w:t xml:space="preserve">b. Saf suyun otoiyonizasyonuna ilişkin gözlem yoluyla veri toplar ve kaydeder.</w:t>
+      </w:r>
+    </w:p>
+    <w:p>
+      <w:pPr>
+        <w:jc w:val="both"/>
+        <w:rPr>
+          <w:rFonts w:ascii="Times New Roman" w:hAnsi="Times New Roman" w:cs="Times New Roman"/>
+          <w:lang w:val="tr-TR"/>
+        </w:rPr>
+      </w:pPr>
+      <w:r>
+        <w:rPr>
+          <w:rFonts w:ascii="Times New Roman" w:hAnsi="Times New Roman" w:cs="Times New Roman"/>
+          <w:lang w:val="tr-TR"/>
+        </w:rPr>
+        <w:t xml:space="preserve">c. Saf suyun otoiyonizasyonunu suyun iyonlaşma sabitini kullanarak açıklar.</w:t>
       </w:r>
     </w:p>
     <w:p>
@@ -2172,39 +2172,39 @@
           <w:rFonts w:ascii="Times New Roman" w:hAnsi="Times New Roman" w:cs="Times New Roman"/>
           <w:lang w:val="tr-TR"/>
         </w:rPr>
-        <w:t xml:space="preserve">a) Arrhenius ve Brønsted-Lowry asit ve baz teorilerinin varsayımlarına ilişkin özellikleri belirler.</w:t>
-      </w:r>
-    </w:p>
-    <w:p>
-      <w:pPr>
-        <w:jc w:val="both"/>
-        <w:rPr>
-          <w:rFonts w:ascii="Times New Roman" w:hAnsi="Times New Roman" w:cs="Times New Roman"/>
-          <w:lang w:val="tr-TR"/>
-        </w:rPr>
-      </w:pPr>
-      <w:r>
-        <w:rPr>
-          <w:rFonts w:ascii="Times New Roman" w:hAnsi="Times New Roman" w:cs="Times New Roman"/>
-          <w:lang w:val="tr-TR"/>
-        </w:rPr>
-        <w:t xml:space="preserve">b) Belirlediği özelliklerin benzerliklerini listeler.</w:t>
-      </w:r>
-    </w:p>
-    <w:p>
-      <w:pPr>
-        <w:jc w:val="both"/>
-        <w:rPr>
-          <w:rFonts w:ascii="Times New Roman" w:hAnsi="Times New Roman" w:cs="Times New Roman"/>
-          <w:lang w:val="tr-TR"/>
-        </w:rPr>
-      </w:pPr>
-      <w:r>
-        <w:rPr>
-          <w:rFonts w:ascii="Times New Roman" w:hAnsi="Times New Roman" w:cs="Times New Roman"/>
-          <w:lang w:val="tr-TR"/>
-        </w:rPr>
-        <w:t xml:space="preserve">c) Belirlediği özelliklerdeki farklılıkları listeler.</w:t>
+        <w:t xml:space="preserve">a. Arrhenius ve Brønsted-Lowry asit ve baz teorilerinin varsayımlarına ilişkin özellikleri belirler.</w:t>
+      </w:r>
+    </w:p>
+    <w:p>
+      <w:pPr>
+        <w:jc w:val="both"/>
+        <w:rPr>
+          <w:rFonts w:ascii="Times New Roman" w:hAnsi="Times New Roman" w:cs="Times New Roman"/>
+          <w:lang w:val="tr-TR"/>
+        </w:rPr>
+      </w:pPr>
+      <w:r>
+        <w:rPr>
+          <w:rFonts w:ascii="Times New Roman" w:hAnsi="Times New Roman" w:cs="Times New Roman"/>
+          <w:lang w:val="tr-TR"/>
+        </w:rPr>
+        <w:t xml:space="preserve">b. Belirlediği özelliklerin benzerliklerini listeler.</w:t>
+      </w:r>
+    </w:p>
+    <w:p>
+      <w:pPr>
+        <w:jc w:val="both"/>
+        <w:rPr>
+          <w:rFonts w:ascii="Times New Roman" w:hAnsi="Times New Roman" w:cs="Times New Roman"/>
+          <w:lang w:val="tr-TR"/>
+        </w:rPr>
+      </w:pPr>
+      <w:r>
+        <w:rPr>
+          <w:rFonts w:ascii="Times New Roman" w:hAnsi="Times New Roman" w:cs="Times New Roman"/>
+          <w:lang w:val="tr-TR"/>
+        </w:rPr>
+        <w:t xml:space="preserve">c. Belirlediği özelliklerdeki farklılıkları listeler.</w:t>
       </w:r>
     </w:p>
     <w:p>
@@ -2240,87 +2240,87 @@
           <w:rFonts w:ascii="Times New Roman" w:hAnsi="Times New Roman" w:cs="Times New Roman"/>
           <w:lang w:val="tr-TR"/>
         </w:rPr>
-        <w:t xml:space="preserve">a) Asitlerin ve bazların kuvvetlerine ilişkin araştırma soruları oluşturur.</w:t>
-      </w:r>
-    </w:p>
-    <w:p>
-      <w:pPr>
-        <w:jc w:val="both"/>
-        <w:rPr>
-          <w:rFonts w:ascii="Times New Roman" w:hAnsi="Times New Roman" w:cs="Times New Roman"/>
-          <w:lang w:val="tr-TR"/>
-        </w:rPr>
-      </w:pPr>
-      <w:r>
-        <w:rPr>
-          <w:rFonts w:ascii="Times New Roman" w:hAnsi="Times New Roman" w:cs="Times New Roman"/>
-          <w:lang w:val="tr-TR"/>
-        </w:rPr>
-        <w:t xml:space="preserve">b) Asitlerin ve bazların kuvvetlerine ilişkin sembolik ve alt mikro seviyede modeller geliştirir.</w:t>
-      </w:r>
-    </w:p>
-    <w:p>
-      <w:pPr>
-        <w:jc w:val="both"/>
-        <w:rPr>
-          <w:rFonts w:ascii="Times New Roman" w:hAnsi="Times New Roman" w:cs="Times New Roman"/>
-          <w:lang w:val="tr-TR"/>
-        </w:rPr>
-      </w:pPr>
-      <w:r>
-        <w:rPr>
-          <w:rFonts w:ascii="Times New Roman" w:hAnsi="Times New Roman" w:cs="Times New Roman"/>
-          <w:lang w:val="tr-TR"/>
-        </w:rPr>
-        <w:t xml:space="preserve">c) Farklı asitlerin ve bazların kuvvetlerini karşılaştırmak üzere araştırma gerçekleştirir.</w:t>
-      </w:r>
-    </w:p>
-    <w:p>
-      <w:pPr>
-        <w:jc w:val="both"/>
-        <w:rPr>
-          <w:rFonts w:ascii="Times New Roman" w:hAnsi="Times New Roman" w:cs="Times New Roman"/>
-          <w:lang w:val="tr-TR"/>
-        </w:rPr>
-      </w:pPr>
-      <w:r>
-        <w:rPr>
-          <w:rFonts w:ascii="Times New Roman" w:hAnsi="Times New Roman" w:cs="Times New Roman"/>
-          <w:lang w:val="tr-TR"/>
-        </w:rPr>
-        <w:t xml:space="preserve">ç) Araştırma verilerini asitlerin ve bazların saf suda iyonlaşma yüzdelerini kullanarak yorumlar.</w:t>
-      </w:r>
-    </w:p>
-    <w:p>
-      <w:pPr>
-        <w:jc w:val="both"/>
-        <w:rPr>
-          <w:rFonts w:ascii="Times New Roman" w:hAnsi="Times New Roman" w:cs="Times New Roman"/>
-          <w:lang w:val="tr-TR"/>
-        </w:rPr>
-      </w:pPr>
-      <w:r>
-        <w:rPr>
-          <w:rFonts w:ascii="Times New Roman" w:hAnsi="Times New Roman" w:cs="Times New Roman"/>
-          <w:lang w:val="tr-TR"/>
-        </w:rPr>
-        <w:t xml:space="preserve">d) Açıklamalarında alt mikro ve sembolik seviyede gösterimler kullanır.</w:t>
-      </w:r>
-    </w:p>
-    <w:p>
-      <w:pPr>
-        <w:jc w:val="both"/>
-        <w:rPr>
-          <w:rFonts w:ascii="Times New Roman" w:hAnsi="Times New Roman" w:cs="Times New Roman"/>
-          <w:lang w:val="tr-TR"/>
-        </w:rPr>
-      </w:pPr>
-      <w:r>
-        <w:rPr>
-          <w:rFonts w:ascii="Times New Roman" w:hAnsi="Times New Roman" w:cs="Times New Roman"/>
-          <w:lang w:val="tr-TR"/>
-        </w:rPr>
-        <w:t xml:space="preserve">e) Açıklamalarını bilimsel bilgiler ile değerlendirir.</w:t>
+        <w:t xml:space="preserve">a. Asitlerin ve bazların kuvvetlerine ilişkin araştırma soruları oluşturur.</w:t>
+      </w:r>
+    </w:p>
+    <w:p>
+      <w:pPr>
+        <w:jc w:val="both"/>
+        <w:rPr>
+          <w:rFonts w:ascii="Times New Roman" w:hAnsi="Times New Roman" w:cs="Times New Roman"/>
+          <w:lang w:val="tr-TR"/>
+        </w:rPr>
+      </w:pPr>
+      <w:r>
+        <w:rPr>
+          <w:rFonts w:ascii="Times New Roman" w:hAnsi="Times New Roman" w:cs="Times New Roman"/>
+          <w:lang w:val="tr-TR"/>
+        </w:rPr>
+        <w:t xml:space="preserve">b. Asitlerin ve bazların kuvvetlerine ilişkin sembolik ve alt mikro seviyede modeller geliştirir.</w:t>
+      </w:r>
+    </w:p>
+    <w:p>
+      <w:pPr>
+        <w:jc w:val="both"/>
+        <w:rPr>
+          <w:rFonts w:ascii="Times New Roman" w:hAnsi="Times New Roman" w:cs="Times New Roman"/>
+          <w:lang w:val="tr-TR"/>
+        </w:rPr>
+      </w:pPr>
+      <w:r>
+        <w:rPr>
+          <w:rFonts w:ascii="Times New Roman" w:hAnsi="Times New Roman" w:cs="Times New Roman"/>
+          <w:lang w:val="tr-TR"/>
+        </w:rPr>
+        <w:t xml:space="preserve">c. Farklı asitlerin ve bazların kuvvetlerini karşılaştırmak üzere araştırma gerçekleştirir.</w:t>
+      </w:r>
+    </w:p>
+    <w:p>
+      <w:pPr>
+        <w:jc w:val="both"/>
+        <w:rPr>
+          <w:rFonts w:ascii="Times New Roman" w:hAnsi="Times New Roman" w:cs="Times New Roman"/>
+          <w:lang w:val="tr-TR"/>
+        </w:rPr>
+      </w:pPr>
+      <w:r>
+        <w:rPr>
+          <w:rFonts w:ascii="Times New Roman" w:hAnsi="Times New Roman" w:cs="Times New Roman"/>
+          <w:lang w:val="tr-TR"/>
+        </w:rPr>
+        <w:t xml:space="preserve">ç. Araştırma verilerini asitlerin ve bazların saf suda iyonlaşma yüzdelerini kullanarak yorumlar.</w:t>
+      </w:r>
+    </w:p>
+    <w:p>
+      <w:pPr>
+        <w:jc w:val="both"/>
+        <w:rPr>
+          <w:rFonts w:ascii="Times New Roman" w:hAnsi="Times New Roman" w:cs="Times New Roman"/>
+          <w:lang w:val="tr-TR"/>
+        </w:rPr>
+      </w:pPr>
+      <w:r>
+        <w:rPr>
+          <w:rFonts w:ascii="Times New Roman" w:hAnsi="Times New Roman" w:cs="Times New Roman"/>
+          <w:lang w:val="tr-TR"/>
+        </w:rPr>
+        <w:t xml:space="preserve">d. Açıklamalarında alt mikro ve sembolik seviyede gösterimler kullanır.</w:t>
+      </w:r>
+    </w:p>
+    <w:p>
+      <w:pPr>
+        <w:jc w:val="both"/>
+        <w:rPr>
+          <w:rFonts w:ascii="Times New Roman" w:hAnsi="Times New Roman" w:cs="Times New Roman"/>
+          <w:lang w:val="tr-TR"/>
+        </w:rPr>
+      </w:pPr>
+      <w:r>
+        <w:rPr>
+          <w:rFonts w:ascii="Times New Roman" w:hAnsi="Times New Roman" w:cs="Times New Roman"/>
+          <w:lang w:val="tr-TR"/>
+        </w:rPr>
+        <w:t xml:space="preserve">e. Açıklamalarını bilimsel bilgiler ile değerlendirir.</w:t>
       </w:r>
     </w:p>
     <w:p>
@@ -2356,39 +2356,39 @@
           <w:rFonts w:ascii="Times New Roman" w:hAnsi="Times New Roman" w:cs="Times New Roman"/>
           <w:lang w:val="tr-TR"/>
         </w:rPr>
-        <w:t xml:space="preserve">a) Derişimleri aynı olan kuvvetli asit-zayıf asit ve kuvvetli baz-zayıf baz sulu çözeltilerinin pH değerine ilişkin özellikleri belirler.</w:t>
-      </w:r>
-    </w:p>
-    <w:p>
-      <w:pPr>
-        <w:jc w:val="both"/>
-        <w:rPr>
-          <w:rFonts w:ascii="Times New Roman" w:hAnsi="Times New Roman" w:cs="Times New Roman"/>
-          <w:lang w:val="tr-TR"/>
-        </w:rPr>
-      </w:pPr>
-      <w:r>
-        <w:rPr>
-          <w:rFonts w:ascii="Times New Roman" w:hAnsi="Times New Roman" w:cs="Times New Roman"/>
-          <w:lang w:val="tr-TR"/>
-        </w:rPr>
-        <w:t xml:space="preserve">b) Kuvvetli asit-zayıf asit ve kuvvetli baz-zayıf baz çözeltilerinin pH hesaplamalarına ilişkin benzerlikleri listeler.</w:t>
-      </w:r>
-    </w:p>
-    <w:p>
-      <w:pPr>
-        <w:jc w:val="both"/>
-        <w:rPr>
-          <w:rFonts w:ascii="Times New Roman" w:hAnsi="Times New Roman" w:cs="Times New Roman"/>
-          <w:lang w:val="tr-TR"/>
-        </w:rPr>
-      </w:pPr>
-      <w:r>
-        <w:rPr>
-          <w:rFonts w:ascii="Times New Roman" w:hAnsi="Times New Roman" w:cs="Times New Roman"/>
-          <w:lang w:val="tr-TR"/>
-        </w:rPr>
-        <w:t xml:space="preserve">c) Kuvvetli asit-zayıf asit ve kuvvetli baz-zayıf baz çözeltilerindeki pH hesaplamalarına ilişkin farklılıkları listeler.</w:t>
+        <w:t xml:space="preserve">a. Derişimleri aynı olan kuvvetli asit-zayıf asit ve kuvvetli baz-zayıf baz sulu çözeltilerinin pH değerine ilişkin özellikleri belirler.</w:t>
+      </w:r>
+    </w:p>
+    <w:p>
+      <w:pPr>
+        <w:jc w:val="both"/>
+        <w:rPr>
+          <w:rFonts w:ascii="Times New Roman" w:hAnsi="Times New Roman" w:cs="Times New Roman"/>
+          <w:lang w:val="tr-TR"/>
+        </w:rPr>
+      </w:pPr>
+      <w:r>
+        <w:rPr>
+          <w:rFonts w:ascii="Times New Roman" w:hAnsi="Times New Roman" w:cs="Times New Roman"/>
+          <w:lang w:val="tr-TR"/>
+        </w:rPr>
+        <w:t xml:space="preserve">b. Kuvvetli asit-zayıf asit ve kuvvetli baz-zayıf baz çözeltilerinin pH hesaplamalarına ilişkin benzerlikleri listeler.</w:t>
+      </w:r>
+    </w:p>
+    <w:p>
+      <w:pPr>
+        <w:jc w:val="both"/>
+        <w:rPr>
+          <w:rFonts w:ascii="Times New Roman" w:hAnsi="Times New Roman" w:cs="Times New Roman"/>
+          <w:lang w:val="tr-TR"/>
+        </w:rPr>
+      </w:pPr>
+      <w:r>
+        <w:rPr>
+          <w:rFonts w:ascii="Times New Roman" w:hAnsi="Times New Roman" w:cs="Times New Roman"/>
+          <w:lang w:val="tr-TR"/>
+        </w:rPr>
+        <w:t xml:space="preserve">c. Kuvvetli asit-zayıf asit ve kuvvetli baz-zayıf baz çözeltilerindeki pH hesaplamalarına ilişkin farklılıkları listeler.</w:t>
       </w:r>
     </w:p>
     <w:p>
@@ -2424,39 +2424,39 @@
           <w:rFonts w:ascii="Times New Roman" w:hAnsi="Times New Roman" w:cs="Times New Roman"/>
           <w:lang w:val="tr-TR"/>
         </w:rPr>
-        <w:t xml:space="preserve">a) Kuvvetli asit ve kuvvetli baz sulu çözeltileri arasında gerçekleşen nötralleşme tepkimelerini gözlemleyebilmek için ölçütler (iletkenlik, pH değişimi ve indikatörün renk değişimi) belirler.</w:t>
-      </w:r>
-    </w:p>
-    <w:p>
-      <w:pPr>
-        <w:jc w:val="both"/>
-        <w:rPr>
-          <w:rFonts w:ascii="Times New Roman" w:hAnsi="Times New Roman" w:cs="Times New Roman"/>
-          <w:lang w:val="tr-TR"/>
-        </w:rPr>
-      </w:pPr>
-      <w:r>
-        <w:rPr>
-          <w:rFonts w:ascii="Times New Roman" w:hAnsi="Times New Roman" w:cs="Times New Roman"/>
-          <w:lang w:val="tr-TR"/>
-        </w:rPr>
-        <w:t xml:space="preserve">b) Nötralleşme olayına ilişkin belirlediği ölçütleri test eder.</w:t>
-      </w:r>
-    </w:p>
-    <w:p>
-      <w:pPr>
-        <w:jc w:val="both"/>
-        <w:rPr>
-          <w:rFonts w:ascii="Times New Roman" w:hAnsi="Times New Roman" w:cs="Times New Roman"/>
-          <w:lang w:val="tr-TR"/>
-        </w:rPr>
-      </w:pPr>
-      <w:r>
-        <w:rPr>
-          <w:rFonts w:ascii="Times New Roman" w:hAnsi="Times New Roman" w:cs="Times New Roman"/>
-          <w:lang w:val="tr-TR"/>
-        </w:rPr>
-        <w:t xml:space="preserve">c) Nötralleşme olayına ilişkin matematiksel ilişkiler içeren tanımlar yapar.</w:t>
+        <w:t xml:space="preserve">a. Kuvvetli asit ve kuvvetli baz sulu çözeltileri arasında gerçekleşen nötralleşme tepkimelerini gözlemleyebilmek için ölçütler (iletkenlik, pH değişimi ve indikatörün renk değişimi) belirler.</w:t>
+      </w:r>
+    </w:p>
+    <w:p>
+      <w:pPr>
+        <w:jc w:val="both"/>
+        <w:rPr>
+          <w:rFonts w:ascii="Times New Roman" w:hAnsi="Times New Roman" w:cs="Times New Roman"/>
+          <w:lang w:val="tr-TR"/>
+        </w:rPr>
+      </w:pPr>
+      <w:r>
+        <w:rPr>
+          <w:rFonts w:ascii="Times New Roman" w:hAnsi="Times New Roman" w:cs="Times New Roman"/>
+          <w:lang w:val="tr-TR"/>
+        </w:rPr>
+        <w:t xml:space="preserve">b. Nötralleşme olayına ilişkin belirlediği ölçütleri test eder.</w:t>
+      </w:r>
+    </w:p>
+    <w:p>
+      <w:pPr>
+        <w:jc w:val="both"/>
+        <w:rPr>
+          <w:rFonts w:ascii="Times New Roman" w:hAnsi="Times New Roman" w:cs="Times New Roman"/>
+          <w:lang w:val="tr-TR"/>
+        </w:rPr>
+      </w:pPr>
+      <w:r>
+        <w:rPr>
+          <w:rFonts w:ascii="Times New Roman" w:hAnsi="Times New Roman" w:cs="Times New Roman"/>
+          <w:lang w:val="tr-TR"/>
+        </w:rPr>
+        <w:t xml:space="preserve">c. Nötralleşme olayına ilişkin matematiksel ilişkiler içeren tanımlar yapar.</w:t>
       </w:r>
     </w:p>
     <w:p>
@@ -2492,23 +2492,23 @@
           <w:rFonts w:ascii="Times New Roman" w:hAnsi="Times New Roman" w:cs="Times New Roman"/>
           <w:lang w:val="tr-TR"/>
         </w:rPr>
-        <w:t xml:space="preserve">a) Derişimi bilinmeyen kuvvetli asit ya da kuvvetli baz çözeltilerinin derişimlerini belirlemeye ilişkin deney planlar.</w:t>
-      </w:r>
-    </w:p>
-    <w:p>
-      <w:pPr>
-        <w:jc w:val="both"/>
-        <w:rPr>
-          <w:rFonts w:ascii="Times New Roman" w:hAnsi="Times New Roman" w:cs="Times New Roman"/>
-          <w:lang w:val="tr-TR"/>
-        </w:rPr>
-      </w:pPr>
-      <w:r>
-        <w:rPr>
-          <w:rFonts w:ascii="Times New Roman" w:hAnsi="Times New Roman" w:cs="Times New Roman"/>
-          <w:lang w:val="tr-TR"/>
-        </w:rPr>
-        <w:t xml:space="preserve">b) Derişimi bilinmeyen kuvvetli asit ya da kuvvetli baz çözeltisinin derişimini belirler.</w:t>
+        <w:t xml:space="preserve">a. Derişimi bilinmeyen kuvvetli asit ya da kuvvetli baz çözeltilerinin derişimlerini belirlemeye ilişkin deney planlar.</w:t>
+      </w:r>
+    </w:p>
+    <w:p>
+      <w:pPr>
+        <w:jc w:val="both"/>
+        <w:rPr>
+          <w:rFonts w:ascii="Times New Roman" w:hAnsi="Times New Roman" w:cs="Times New Roman"/>
+          <w:lang w:val="tr-TR"/>
+        </w:rPr>
+      </w:pPr>
+      <w:r>
+        <w:rPr>
+          <w:rFonts w:ascii="Times New Roman" w:hAnsi="Times New Roman" w:cs="Times New Roman"/>
+          <w:lang w:val="tr-TR"/>
+        </w:rPr>
+        <w:t xml:space="preserve">b. Derişimi bilinmeyen kuvvetli asit ya da kuvvetli baz çözeltisinin derişimini belirler.</w:t>
       </w:r>
     </w:p>
     <w:p>
@@ -2544,87 +2544,87 @@
           <w:rFonts w:ascii="Times New Roman" w:hAnsi="Times New Roman" w:cs="Times New Roman"/>
           <w:lang w:val="tr-TR"/>
         </w:rPr>
-        <w:t xml:space="preserve">a) Mide, ağız, diş ve cilt sağlığı için kullanılan asidik ya da bazik özellik gösteren ürünlerin seçimine yönelik amaç belirler.</w:t>
-      </w:r>
-    </w:p>
-    <w:p>
-      <w:pPr>
-        <w:jc w:val="both"/>
-        <w:rPr>
-          <w:rFonts w:ascii="Times New Roman" w:hAnsi="Times New Roman" w:cs="Times New Roman"/>
-          <w:lang w:val="tr-TR"/>
-        </w:rPr>
-      </w:pPr>
-      <w:r>
-        <w:rPr>
-          <w:rFonts w:ascii="Times New Roman" w:hAnsi="Times New Roman" w:cs="Times New Roman"/>
-          <w:lang w:val="tr-TR"/>
-        </w:rPr>
-        <w:t xml:space="preserve">b) Amaçlarına yönelik deneyler gerçekleştirerek bilgi elde eder.</w:t>
-      </w:r>
-    </w:p>
-    <w:p>
-      <w:pPr>
-        <w:jc w:val="both"/>
-        <w:rPr>
-          <w:rFonts w:ascii="Times New Roman" w:hAnsi="Times New Roman" w:cs="Times New Roman"/>
-          <w:lang w:val="tr-TR"/>
-        </w:rPr>
-      </w:pPr>
-      <w:r>
-        <w:rPr>
-          <w:rFonts w:ascii="Times New Roman" w:hAnsi="Times New Roman" w:cs="Times New Roman"/>
-          <w:lang w:val="tr-TR"/>
-        </w:rPr>
-        <w:t xml:space="preserve">c) Deneydeki gözlemlerine dayanarak asit-baz tepkimelerinin sonucuna ilişkin önermeler oluşturur.</w:t>
-      </w:r>
-    </w:p>
-    <w:p>
-      <w:pPr>
-        <w:jc w:val="both"/>
-        <w:rPr>
-          <w:rFonts w:ascii="Times New Roman" w:hAnsi="Times New Roman" w:cs="Times New Roman"/>
-          <w:lang w:val="tr-TR"/>
-        </w:rPr>
-      </w:pPr>
-      <w:r>
-        <w:rPr>
-          <w:rFonts w:ascii="Times New Roman" w:hAnsi="Times New Roman" w:cs="Times New Roman"/>
-          <w:lang w:val="tr-TR"/>
-        </w:rPr>
-        <w:t xml:space="preserve">ç) Oluşturduğu önermeler üzerinde mantıksal denetleme yapar.</w:t>
-      </w:r>
-    </w:p>
-    <w:p>
-      <w:pPr>
-        <w:jc w:val="both"/>
-        <w:rPr>
-          <w:rFonts w:ascii="Times New Roman" w:hAnsi="Times New Roman" w:cs="Times New Roman"/>
-          <w:lang w:val="tr-TR"/>
-        </w:rPr>
-      </w:pPr>
-      <w:r>
-        <w:rPr>
-          <w:rFonts w:ascii="Times New Roman" w:hAnsi="Times New Roman" w:cs="Times New Roman"/>
-          <w:lang w:val="tr-TR"/>
-        </w:rPr>
-        <w:t xml:space="preserve">d) Mide, ağız, diş ve cilt sağlığı açısından asidik ya da bazik özellik gösteren uygun ürünleri seçer.</w:t>
-      </w:r>
-    </w:p>
-    <w:p>
-      <w:pPr>
-        <w:jc w:val="both"/>
-        <w:rPr>
-          <w:rFonts w:ascii="Times New Roman" w:hAnsi="Times New Roman" w:cs="Times New Roman"/>
-          <w:lang w:val="tr-TR"/>
-        </w:rPr>
-      </w:pPr>
-      <w:r>
-        <w:rPr>
-          <w:rFonts w:ascii="Times New Roman" w:hAnsi="Times New Roman" w:cs="Times New Roman"/>
-          <w:lang w:val="tr-TR"/>
-        </w:rPr>
-        <w:t xml:space="preserve">e) Mide, ağız, diş ve cilt sağlığı için seçtiği ürünlerin sağlık açısından etkisine yönelik yansıtma yapar.</w:t>
+        <w:t xml:space="preserve">a. Mide, ağız, diş ve cilt sağlığı için kullanılan asidik ya da bazik özellik gösteren ürünlerin seçimine yönelik amaç belirler.</w:t>
+      </w:r>
+    </w:p>
+    <w:p>
+      <w:pPr>
+        <w:jc w:val="both"/>
+        <w:rPr>
+          <w:rFonts w:ascii="Times New Roman" w:hAnsi="Times New Roman" w:cs="Times New Roman"/>
+          <w:lang w:val="tr-TR"/>
+        </w:rPr>
+      </w:pPr>
+      <w:r>
+        <w:rPr>
+          <w:rFonts w:ascii="Times New Roman" w:hAnsi="Times New Roman" w:cs="Times New Roman"/>
+          <w:lang w:val="tr-TR"/>
+        </w:rPr>
+        <w:t xml:space="preserve">b. Amaçlarına yönelik deneyler gerçekleştirerek bilgi elde eder.</w:t>
+      </w:r>
+    </w:p>
+    <w:p>
+      <w:pPr>
+        <w:jc w:val="both"/>
+        <w:rPr>
+          <w:rFonts w:ascii="Times New Roman" w:hAnsi="Times New Roman" w:cs="Times New Roman"/>
+          <w:lang w:val="tr-TR"/>
+        </w:rPr>
+      </w:pPr>
+      <w:r>
+        <w:rPr>
+          <w:rFonts w:ascii="Times New Roman" w:hAnsi="Times New Roman" w:cs="Times New Roman"/>
+          <w:lang w:val="tr-TR"/>
+        </w:rPr>
+        <w:t xml:space="preserve">c. Deneydeki gözlemlerine dayanarak asit-baz tepkimelerinin sonucuna ilişkin önermeler oluşturur.</w:t>
+      </w:r>
+    </w:p>
+    <w:p>
+      <w:pPr>
+        <w:jc w:val="both"/>
+        <w:rPr>
+          <w:rFonts w:ascii="Times New Roman" w:hAnsi="Times New Roman" w:cs="Times New Roman"/>
+          <w:lang w:val="tr-TR"/>
+        </w:rPr>
+      </w:pPr>
+      <w:r>
+        <w:rPr>
+          <w:rFonts w:ascii="Times New Roman" w:hAnsi="Times New Roman" w:cs="Times New Roman"/>
+          <w:lang w:val="tr-TR"/>
+        </w:rPr>
+        <w:t xml:space="preserve">ç. Oluşturduğu önermeler üzerinde mantıksal denetleme yapar.</w:t>
+      </w:r>
+    </w:p>
+    <w:p>
+      <w:pPr>
+        <w:jc w:val="both"/>
+        <w:rPr>
+          <w:rFonts w:ascii="Times New Roman" w:hAnsi="Times New Roman" w:cs="Times New Roman"/>
+          <w:lang w:val="tr-TR"/>
+        </w:rPr>
+      </w:pPr>
+      <w:r>
+        <w:rPr>
+          <w:rFonts w:ascii="Times New Roman" w:hAnsi="Times New Roman" w:cs="Times New Roman"/>
+          <w:lang w:val="tr-TR"/>
+        </w:rPr>
+        <w:t xml:space="preserve">d. Mide, ağız, diş ve cilt sağlığı açısından asidik ya da bazik özellik gösteren uygun ürünleri seçer.</w:t>
+      </w:r>
+    </w:p>
+    <w:p>
+      <w:pPr>
+        <w:jc w:val="both"/>
+        <w:rPr>
+          <w:rFonts w:ascii="Times New Roman" w:hAnsi="Times New Roman" w:cs="Times New Roman"/>
+          <w:lang w:val="tr-TR"/>
+        </w:rPr>
+      </w:pPr>
+      <w:r>
+        <w:rPr>
+          <w:rFonts w:ascii="Times New Roman" w:hAnsi="Times New Roman" w:cs="Times New Roman"/>
+          <w:lang w:val="tr-TR"/>
+        </w:rPr>
+        <w:t xml:space="preserve">e. Mide, ağız, diş ve cilt sağlığı için seçtiği ürünlerin sağlık açısından etkisine yönelik yansıtma yapar.</w:t>
       </w:r>
     </w:p>
     <w:p>
@@ -2660,23 +2660,23 @@
           <w:rFonts w:ascii="Times New Roman" w:hAnsi="Times New Roman" w:cs="Times New Roman"/>
           <w:lang w:val="tr-TR"/>
         </w:rPr>
-        <w:t xml:space="preserve">a) Suda az çözünen tuzların çözünürlüğünü açıklamak için model önerir.</w:t>
-      </w:r>
-    </w:p>
-    <w:p>
-      <w:pPr>
-        <w:jc w:val="both"/>
-        <w:rPr>
-          <w:rFonts w:ascii="Times New Roman" w:hAnsi="Times New Roman" w:cs="Times New Roman"/>
-          <w:lang w:val="tr-TR"/>
-        </w:rPr>
-      </w:pPr>
-      <w:r>
-        <w:rPr>
-          <w:rFonts w:ascii="Times New Roman" w:hAnsi="Times New Roman" w:cs="Times New Roman"/>
-          <w:lang w:val="tr-TR"/>
-        </w:rPr>
-        <w:t xml:space="preserve">b) Modelini bilim insanlarının modelleriyle karşılaştırır.</w:t>
+        <w:t xml:space="preserve">a. Suda az çözünen tuzların çözünürlüğünü açıklamak için model önerir.</w:t>
+      </w:r>
+    </w:p>
+    <w:p>
+      <w:pPr>
+        <w:jc w:val="both"/>
+        <w:rPr>
+          <w:rFonts w:ascii="Times New Roman" w:hAnsi="Times New Roman" w:cs="Times New Roman"/>
+          <w:lang w:val="tr-TR"/>
+        </w:rPr>
+      </w:pPr>
+      <w:r>
+        <w:rPr>
+          <w:rFonts w:ascii="Times New Roman" w:hAnsi="Times New Roman" w:cs="Times New Roman"/>
+          <w:lang w:val="tr-TR"/>
+        </w:rPr>
+        <w:t xml:space="preserve">b. Modelini bilim insanlarının modelleriyle karşılaştırır.</w:t>
       </w:r>
     </w:p>
     <w:p>
@@ -2712,39 +2712,39 @@
           <w:rFonts w:ascii="Times New Roman" w:hAnsi="Times New Roman" w:cs="Times New Roman"/>
           <w:lang w:val="tr-TR"/>
         </w:rPr>
-        <w:t xml:space="preserve">a) Suda az çözünen tuzların çözünürlüğüne etki eden faktörlere ilişkin farklı gözlem ortamları oluşturur.</w:t>
-      </w:r>
-    </w:p>
-    <w:p>
-      <w:pPr>
-        <w:jc w:val="both"/>
-        <w:rPr>
-          <w:rFonts w:ascii="Times New Roman" w:hAnsi="Times New Roman" w:cs="Times New Roman"/>
-          <w:lang w:val="tr-TR"/>
-        </w:rPr>
-      </w:pPr>
-      <w:r>
-        <w:rPr>
-          <w:rFonts w:ascii="Times New Roman" w:hAnsi="Times New Roman" w:cs="Times New Roman"/>
-          <w:lang w:val="tr-TR"/>
-        </w:rPr>
-        <w:t xml:space="preserve">b) Ortak iyon ve sıcaklığın bir tuzun sudaki çözünürlüğüne etkisini belirlemek için molar çözünürlük ve Kçç değerlerini içeren hazır veri seti kullanır.</w:t>
-      </w:r>
-    </w:p>
-    <w:p>
-      <w:pPr>
-        <w:jc w:val="both"/>
-        <w:rPr>
-          <w:rFonts w:ascii="Times New Roman" w:hAnsi="Times New Roman" w:cs="Times New Roman"/>
-          <w:lang w:val="tr-TR"/>
-        </w:rPr>
-      </w:pPr>
-      <w:r>
-        <w:rPr>
-          <w:rFonts w:ascii="Times New Roman" w:hAnsi="Times New Roman" w:cs="Times New Roman"/>
-          <w:lang w:val="tr-TR"/>
-        </w:rPr>
-        <w:t xml:space="preserve">c) Çıkarımlarını Le Chatelier ilkesi ile açıklar.</w:t>
+        <w:t xml:space="preserve">a. Suda az çözünen tuzların çözünürlüğüne etki eden faktörlere ilişkin farklı gözlem ortamları oluşturur.</w:t>
+      </w:r>
+    </w:p>
+    <w:p>
+      <w:pPr>
+        <w:jc w:val="both"/>
+        <w:rPr>
+          <w:rFonts w:ascii="Times New Roman" w:hAnsi="Times New Roman" w:cs="Times New Roman"/>
+          <w:lang w:val="tr-TR"/>
+        </w:rPr>
+      </w:pPr>
+      <w:r>
+        <w:rPr>
+          <w:rFonts w:ascii="Times New Roman" w:hAnsi="Times New Roman" w:cs="Times New Roman"/>
+          <w:lang w:val="tr-TR"/>
+        </w:rPr>
+        <w:t xml:space="preserve">b. Ortak iyon ve sıcaklığın bir tuzun sudaki çözünürlüğüne etkisini belirlemek için molar çözünürlük ve Kçç değerlerini içeren hazır veri seti kullanır.</w:t>
+      </w:r>
+    </w:p>
+    <w:p>
+      <w:pPr>
+        <w:jc w:val="both"/>
+        <w:rPr>
+          <w:rFonts w:ascii="Times New Roman" w:hAnsi="Times New Roman" w:cs="Times New Roman"/>
+          <w:lang w:val="tr-TR"/>
+        </w:rPr>
+      </w:pPr>
+      <w:r>
+        <w:rPr>
+          <w:rFonts w:ascii="Times New Roman" w:hAnsi="Times New Roman" w:cs="Times New Roman"/>
+          <w:lang w:val="tr-TR"/>
+        </w:rPr>
+        <w:t xml:space="preserve">c. Çıkarımlarını Le Chatelier ilkesi ile açıklar.</w:t>
       </w:r>
     </w:p>
     <w:p>
@@ -9083,7 +9083,7 @@
                 <w:rFonts w:ascii="Times New Roman" w:hAnsi="Times New Roman" w:cs="Times New Roman"/>
                 <w:lang w:val="tr-TR"/>
               </w:rPr>
-              <w:t xml:space="preserve">Tepkimenin net iyon denklemini seçiniz: a) Na⁺ + Cl⁻ → NaCl  b) H⁺ + OH⁻ → H₂O</w:t>
+              <w:t xml:space="preserve">Tepkimenin net iyon denklemini seçiniz: a) Na⁺ + Cl⁻ → NaCl  b. H⁺ + OH⁻ → H₂O</w:t>
             </w:r>
           </w:p>
         </w:tc>

--- a/dijital/dijital_tema-2-kim11.docx
+++ b/dijital/dijital_tema-2-kim11.docx
@@ -329,7 +329,7 @@
       <w:r>
         <w:drawing>
           <wp:inline distT="0" distB="0" distL="0" distR="0">
-            <wp:extent cx="4320000" cy="2534400"/>
+            <wp:extent cx="4319024" cy="2590805"/>
             <wp:docPr id="900001" name="Grafik 900001" descr="Hız-zaman grafiği"/>
             <wp:cNvGraphicFramePr>
               <a:graphicFrameLocks noChangeAspect="1"/>
@@ -350,7 +350,7 @@
                   <pic:spPr>
                     <a:xfrm>
                       <a:off x="0" y="0"/>
-                      <a:ext cx="4320000" cy="2534400"/>
+                      <a:ext cx="4319024" cy="2590805"/>
                     </a:xfrm>
                     <a:prstGeom prst="rect">
                       <a:avLst/>
@@ -9391,7 +9391,7 @@
       <w:r>
         <w:drawing>
           <wp:inline distT="0" distB="0" distL="0" distR="0">
-            <wp:extent cx="4320000" cy="2764800"/>
+            <wp:extent cx="4319024" cy="2676149"/>
             <wp:docPr id="900002" name="Grafik 900002" descr="Titrasyon eğrisi örneği"/>
             <wp:cNvGraphicFramePr>
               <a:graphicFrameLocks noChangeAspect="1"/>
@@ -9412,7 +9412,7 @@
                   <pic:spPr>
                     <a:xfrm>
                       <a:off x="0" y="0"/>
-                      <a:ext cx="4320000" cy="2764800"/>
+                      <a:ext cx="4319024" cy="2676149"/>
                     </a:xfrm>
                     <a:prstGeom prst="rect">
                       <a:avLst/>
@@ -9700,7 +9700,7 @@
       <w:r>
         <w:drawing>
           <wp:inline distT="0" distB="0" distL="0" distR="0">
-            <wp:extent cx="5040000" cy="2016000"/>
+            <wp:extent cx="5038354" cy="2301244"/>
             <wp:docPr id="900003" name="Grafik 900003" descr="Çözünme süreç modeli"/>
             <wp:cNvGraphicFramePr>
               <a:graphicFrameLocks noChangeAspect="1"/>
@@ -9721,7 +9721,7 @@
                   <pic:spPr>
                     <a:xfrm>
                       <a:off x="0" y="0"/>
-                      <a:ext cx="5040000" cy="2016000"/>
+                      <a:ext cx="5038354" cy="2301244"/>
                     </a:xfrm>
                     <a:prstGeom prst="rect">
                       <a:avLst/>

--- a/dijital/dijital_tema-2-kim11.docx
+++ b/dijital/dijital_tema-2-kim11.docx
@@ -1489,6 +1489,45 @@
                 <w:lang w:val="tr-TR"/>
               </w:rPr>
               <w:t xml:space="preserve">GÖRSEL ALANI (Shutterstock)</w:t>
+            </w:r>
+          </w:p>
+          <w:p>
+            <w:pPr>
+              <w:jc w:val="center"/>
+            </w:pPr>
+            <w:r>
+              <w:drawing>
+                <wp:inline xmlns:a="http://schemas.openxmlformats.org/drawingml/2006/main" xmlns:pic="http://schemas.openxmlformats.org/drawingml/2006/picture">
+                  <wp:extent cx="2964705" cy="2519999"/>
+                  <wp:docPr id="900004" name="Picture 900004"/>
+                  <wp:cNvGraphicFramePr>
+                    <a:graphicFrameLocks noChangeAspect="1"/>
+                  </wp:cNvGraphicFramePr>
+                  <a:graphic>
+                    <a:graphicData uri="http://schemas.openxmlformats.org/drawingml/2006/picture">
+                      <pic:pic>
+                        <pic:nvPicPr>
+                          <pic:cNvPr id="0" name="1941187255_d.jpg"/>
+                          <pic:cNvPicPr/>
+                        </pic:nvPicPr>
+                        <pic:blipFill>
+                          <a:blip r:embed="rId11"/>
+                          <a:stretch>
+                            <a:fillRect/>
+                          </a:stretch>
+                        </pic:blipFill>
+                        <pic:spPr>
+                          <a:xfrm>
+                            <a:off x="0" y="0"/>
+                            <a:ext cx="2964705" cy="2519999"/>
+                          </a:xfrm>
+                          <a:prstGeom prst="rect"/>
+                        </pic:spPr>
+                      </pic:pic>
+                    </a:graphicData>
+                  </a:graphic>
+                </wp:inline>
+              </w:drawing>
             </w:r>
           </w:p>
           <w:p>

--- a/dijital/dijital_tema-2-kim11.docx
+++ b/dijital/dijital_tema-2-kim11.docx
@@ -1455,124 +1455,59 @@
         <w:t xml:space="preserve"> değerleri doğrudan karşılaştırılarak değil, molar çözünürlükleri hesaplanarak karşılaştırılır.</w:t>
       </w:r>
     </w:p>
-    <w:tbl>
-      <w:tblPr>
-        <w:tblW w:w="9000" w:type="dxa"/>
+    <w:p>
+      <w:pPr>
         <w:jc w:val="center"/>
-        <w:tblBorders>
-          <w:top w:val="single" w:sz="8" w:space="0" w:color="7F7F7F"/>
-          <w:left w:val="single" w:sz="8" w:space="0" w:color="7F7F7F"/>
-          <w:bottom w:val="single" w:sz="8" w:space="0" w:color="7F7F7F"/>
-          <w:right w:val="single" w:sz="8" w:space="0" w:color="7F7F7F"/>
-        </w:tblBorders>
-      </w:tblPr>
-      <w:tblGrid>
-        <w:gridCol w:w="9000"/>
-      </w:tblGrid>
-      <w:tr>
-        <w:tc>
-          <w:tcPr>
-            <w:tcW w:w="9000" w:type="dxa"/>
-            <w:shd w:val="clear" w:color="auto" w:fill="EDEDED"/>
-          </w:tcPr>
-          <w:p>
-            <w:pPr>
-              <w:jc w:val="both"/>
-              <w:rPr>
-                <w:rFonts w:ascii="Times New Roman" w:hAnsi="Times New Roman" w:cs="Times New Roman"/>
-                <w:lang w:val="tr-TR"/>
-              </w:rPr>
-            </w:pPr>
-            <w:r>
-              <w:rPr>
-                <w:rFonts w:ascii="Times New Roman" w:hAnsi="Times New Roman" w:cs="Times New Roman"/>
-                <w:lang w:val="tr-TR"/>
-              </w:rPr>
-              <w:t xml:space="preserve">GÖRSEL ALANI (Shutterstock)</w:t>
-            </w:r>
-          </w:p>
-          <w:p>
-            <w:pPr>
-              <w:jc w:val="center"/>
-            </w:pPr>
-            <w:r>
-              <w:drawing>
-                <wp:inline xmlns:a="http://schemas.openxmlformats.org/drawingml/2006/main" xmlns:pic="http://schemas.openxmlformats.org/drawingml/2006/picture">
-                  <wp:extent cx="2964705" cy="2519999"/>
-                  <wp:docPr id="900004" name="Picture 900004"/>
-                  <wp:cNvGraphicFramePr>
-                    <a:graphicFrameLocks noChangeAspect="1"/>
-                  </wp:cNvGraphicFramePr>
-                  <a:graphic>
-                    <a:graphicData uri="http://schemas.openxmlformats.org/drawingml/2006/picture">
-                      <pic:pic>
-                        <pic:nvPicPr>
-                          <pic:cNvPr id="0" name="1941187255_d.jpg"/>
-                          <pic:cNvPicPr/>
-                        </pic:nvPicPr>
-                        <pic:blipFill>
-                          <a:blip r:embed="rId11"/>
-                          <a:stretch>
-                            <a:fillRect/>
-                          </a:stretch>
-                        </pic:blipFill>
-                        <pic:spPr>
-                          <a:xfrm>
-                            <a:off x="0" y="0"/>
-                            <a:ext cx="2964705" cy="2519999"/>
-                          </a:xfrm>
-                          <a:prstGeom prst="rect"/>
-                        </pic:spPr>
-                      </pic:pic>
-                    </a:graphicData>
-                  </a:graphic>
-                </wp:inline>
-              </w:drawing>
-            </w:r>
-          </w:p>
-          <w:p>
-            <w:pPr>
-              <w:jc w:val="both"/>
-              <w:rPr>
-                <w:rFonts w:ascii="Times New Roman" w:hAnsi="Times New Roman" w:cs="Times New Roman"/>
-                <w:lang w:val="tr-TR"/>
-              </w:rPr>
-            </w:pPr>
-            <w:r>
-              <w:rPr>
-                <w:rFonts w:ascii="Times New Roman" w:hAnsi="Times New Roman" w:cs="Times New Roman"/>
-                <w:lang w:val="tr-TR"/>
-              </w:rPr>
-              <w:t xml:space="preserve">Tarif: Dibinde katı bulunan bir beher ve büyüteç içinde katı yüzeyinden ayrılan ve yeniden bağlanan iyonları gösteren infografik (vektörel).</w:t>
-            </w:r>
-          </w:p>
-          <w:p>
-            <w:pPr>
-              <w:jc w:val="both"/>
-              <w:rPr>
-                <w:rFonts w:ascii="Times New Roman" w:hAnsi="Times New Roman" w:cs="Times New Roman"/>
-                <w:lang w:val="tr-TR"/>
-              </w:rPr>
-            </w:pPr>
-            <w:r>
-              <w:rPr>
-                <w:rFonts w:ascii="Times New Roman" w:hAnsi="Times New Roman" w:cs="Times New Roman"/>
-                <w:lang w:val="tr-TR"/>
-              </w:rPr>
-              <w:t xml:space="preserve">Shutter ID: 1941187255 (vektör) — Solubility equilibrium, rates of dissolution and precipitation</w:t>
-            </w:r>
-          </w:p>
-        </w:tc>
-      </w:tr>
-    </w:tbl>
-    <w:p>
-      <w:pPr>
-        <w:jc w:val="both"/>
-        <w:rPr>
-          <w:rFonts w:ascii="Times New Roman" w:hAnsi="Times New Roman" w:cs="Times New Roman"/>
-          <w:lang w:val="tr-TR"/>
-        </w:rPr>
-      </w:pPr>
+      </w:pPr>
+      <w:r>
+        <w:drawing>
+          <wp:inline xmlns:a="http://schemas.openxmlformats.org/drawingml/2006/main" xmlns:pic="http://schemas.openxmlformats.org/drawingml/2006/picture">
+            <wp:extent cx="2964706" cy="2519999"/>
+            <wp:docPr id="900004" name="Picture 900004"/>
+            <wp:cNvGraphicFramePr>
+              <a:graphicFrameLocks noChangeAspect="1"/>
+            </wp:cNvGraphicFramePr>
+            <a:graphic>
+              <a:graphicData uri="http://schemas.openxmlformats.org/drawingml/2006/picture">
+                <pic:pic>
+                  <pic:nvPicPr>
+                    <pic:cNvPr id="0" name="1941187255_d.jpg"/>
+                    <pic:cNvPicPr/>
+                  </pic:nvPicPr>
+                  <pic:blipFill>
+                    <a:blip r:embed="rId11"/>
+                    <a:stretch>
+                      <a:fillRect/>
+                    </a:stretch>
+                  </pic:blipFill>
+                  <pic:spPr>
+                    <a:xfrm>
+                      <a:off x="0" y="0"/>
+                      <a:ext cx="2964706" cy="2519999"/>
+                    </a:xfrm>
+                    <a:prstGeom prst="rect"/>
+                  </pic:spPr>
+                </pic:pic>
+              </a:graphicData>
+            </a:graphic>
+          </wp:inline>
+        </w:drawing>
+      </w:r>
+    </w:p>
+    <w:p>
+      <w:pPr>
+        <w:jc w:val="center"/>
+      </w:pPr>
+      <w:r>
+        <w:rPr>
+          <w:rFonts w:ascii="Times New Roman" w:hAnsi="Times New Roman" w:cs="Times New Roman"/>
+          <w:b/>
+          <w:bCs/>
+          <w:highlight w:val="yellow"/>
+          <w:lang w:val="tr-TR"/>
+        </w:rPr>
+        <w:t xml:space="preserve">Shutter id: 1941187255</w:t>
+      </w:r>
     </w:p>
     <w:p>
       <w:pPr>

--- a/dijital/dijital_tema-2-kim11.docx
+++ b/dijital/dijital_tema-2-kim11.docx
@@ -1507,6 +1507,26 @@
           <w:lang w:val="tr-TR"/>
         </w:rPr>
         <w:t xml:space="preserve">Shutter id: 1941187255</w:t>
+      </w:r>
+    </w:p>
+    <w:p>
+      <w:r>
+        <w:rPr>
+          <w:rFonts w:ascii="Times New Roman" w:hAnsi="Times New Roman" w:cs="Times New Roman"/>
+          <w:b/>
+          <w:highlight w:val="yellow"/>
+          <w:lang w:val="tr-TR"/>
+        </w:rPr>
+        <w:t xml:space="preserve">NOT: </w:t>
+      </w:r>
+      <w:r>
+        <w:rPr>
+          <w:rFonts w:ascii="Times New Roman" w:hAnsi="Times New Roman" w:cs="Times New Roman"/>
+          <w:b w:val="0"/>
+          <w:highlight w:val="yellow"/>
+          <w:lang w:val="tr-TR"/>
+        </w:rPr>
+        <w:t>Görseldeki İngilizce yazılar Türkçeye çevrilecek: The EQUILIBRIUM that exists between a partially soluble ionic compound and its saturated solution: Suda az çözünen iyonik bir bileşik ile doymuş çözeltisi arasında kurulan denge. Denklemdeki hâl simgeleri Türkçeleştirilecek: (s) → (k), (aq) → (suda), H2O(ℓ) → H₂O(s).</w:t>
       </w:r>
     </w:p>
     <w:p>

--- a/dijital/dijital_tema-2-kim11.docx
+++ b/dijital/dijital_tema-2-kim11.docx
@@ -470,114 +470,63 @@
         <w:t xml:space="preserve">Le Chatelier ilkesine göre koşulları değiştirilen bir denge sistemi, bu değişikliği kısmen karşılayan yönde kayar. Derişim, hacim (basınç) ve sıcaklık dengeyi kaydırabilir; denge sabitini yalnızca sıcaklık değiştirir. Katalizör dengeye daha kısa sürede ulaşılmasını sağlar ancak dengeyi kaydırmaz.</w:t>
       </w:r>
     </w:p>
-    <w:tbl>
-      <w:tblPr>
-        <w:tblW w:w="9000" w:type="dxa"/>
+    <w:p>
+      <w:pPr>
         <w:jc w:val="center"/>
-        <w:tblBorders>
-          <w:top w:val="single" w:sz="8" w:space="0" w:color="7F7F7F"/>
-          <w:left w:val="single" w:sz="8" w:space="0" w:color="7F7F7F"/>
-          <w:bottom w:val="single" w:sz="8" w:space="0" w:color="7F7F7F"/>
-          <w:right w:val="single" w:sz="8" w:space="0" w:color="7F7F7F"/>
-        </w:tblBorders>
-      </w:tblPr>
-      <w:tblGrid>
-        <w:gridCol w:w="9000"/>
-      </w:tblGrid>
-      <w:tr>
-        <w:tc>
-          <w:tcPr>
-            <w:tcW w:w="9000" w:type="dxa"/>
-            <w:shd w:val="clear" w:color="auto" w:fill="EDEDED"/>
-          </w:tcPr>
-          <w:p>
-            <w:pPr>
-              <w:jc w:val="both"/>
-              <w:rPr>
-                <w:rFonts w:ascii="Times New Roman" w:hAnsi="Times New Roman" w:cs="Times New Roman"/>
-                <w:lang w:val="tr-TR"/>
-              </w:rPr>
-            </w:pPr>
-            <w:r>
-              <w:rPr>
-                <w:rFonts w:ascii="Times New Roman" w:hAnsi="Times New Roman" w:cs="Times New Roman"/>
-                <w:lang w:val="tr-TR"/>
-              </w:rPr>
-              <w:t xml:space="preserve">GÖRSEL ALANI (Shutterstock)</w:t>
-            </w:r>
-          </w:p>
-          <w:p>
-            <w:pPr>
-              <w:jc w:val="both"/>
-              <w:rPr>
-                <w:rFonts w:ascii="Times New Roman" w:hAnsi="Times New Roman" w:cs="Times New Roman"/>
-                <w:lang w:val="tr-TR"/>
-              </w:rPr>
-            </w:pPr>
-            <w:r>
-              <w:rPr>
-                <w:rFonts w:ascii="Times New Roman" w:hAnsi="Times New Roman" w:cs="Times New Roman"/>
-                <w:lang w:val="tr-TR"/>
-              </w:rPr>
-              <w:t xml:space="preserve">Tarif: Bir terazi ya da tahterevalli benzetmesiyle dengeye madde eklenmesi ve sistemin karşı yöne kayması (vektörel infografik).</w:t>
-            </w:r>
-          </w:p>
-          <w:p>
-            <w:pPr>
-              <w:jc w:val="both"/>
-              <w:rPr>
-                <w:rFonts w:ascii="Times New Roman" w:hAnsi="Times New Roman" w:cs="Times New Roman"/>
-                <w:lang w:val="tr-TR"/>
-              </w:rPr>
-            </w:pPr>
-            <w:r>
-              <w:rPr>
-                <w:rFonts w:ascii="Times New Roman" w:hAnsi="Times New Roman" w:cs="Times New Roman"/>
-                <w:lang w:val="tr-TR"/>
-              </w:rPr>
-              <w:t xml:space="preserve">Shutter ID: 2328878629 (vektör) — Effects of stress factors on chemical equilibrium shifts</w:t>
-            </w:r>
-          </w:p>
-        </w:tc>
-      </w:tr>
-    </w:tbl>
-    <w:p>
-      <w:pPr>
-        <w:jc w:val="both"/>
-        <w:rPr>
-          <w:rFonts w:ascii="Times New Roman" w:hAnsi="Times New Roman" w:cs="Times New Roman"/>
-          <w:lang w:val="tr-TR"/>
-        </w:rPr>
-      </w:pPr>
+      </w:pPr>
+      <w:r>
+        <w:drawing>
+          <wp:inline xmlns:a="http://schemas.openxmlformats.org/drawingml/2006/main" xmlns:pic="http://schemas.openxmlformats.org/drawingml/2006/picture">
+            <wp:extent cx="1833300" cy="2520000"/>
+            <wp:docPr id="900005" name="Picture 900005"/>
+            <wp:cNvGraphicFramePr>
+              <a:graphicFrameLocks noChangeAspect="1"/>
+            </wp:cNvGraphicFramePr>
+            <a:graphic>
+              <a:graphicData uri="http://schemas.openxmlformats.org/drawingml/2006/picture">
+                <pic:pic>
+                  <pic:nvPicPr>
+                    <pic:cNvPr id="0" name="2328878629_d.jpg"/>
+                    <pic:cNvPicPr/>
+                  </pic:nvPicPr>
+                  <pic:blipFill>
+                    <a:blip r:embed="rId12"/>
+                    <a:stretch>
+                      <a:fillRect/>
+                    </a:stretch>
+                  </pic:blipFill>
+                  <pic:spPr>
+                    <a:xfrm>
+                      <a:off x="0" y="0"/>
+                      <a:ext cx="1833300" cy="2520000"/>
+                    </a:xfrm>
+                    <a:prstGeom prst="rect"/>
+                  </pic:spPr>
+                </pic:pic>
+              </a:graphicData>
+            </a:graphic>
+          </wp:inline>
+        </w:drawing>
+      </w:r>
     </w:p>
     <w:p>
       <w:pPr>
         <w:jc w:val="center"/>
-        <w:rPr>
-          <w:rFonts w:ascii="Times New Roman" w:hAnsi="Times New Roman" w:cs="Times New Roman"/>
-          <w:lang w:val="tr-TR"/>
-        </w:rPr>
       </w:pPr>
       <w:r>
         <w:rPr>
           <w:rFonts w:ascii="Times New Roman" w:hAnsi="Times New Roman" w:cs="Times New Roman"/>
           <w:b/>
           <w:bCs/>
-          <w:lang w:val="tr-TR"/>
-        </w:rPr>
-        <w:t xml:space="preserve">Görsel:</w:t>
-      </w:r>
-      <w:r>
-        <w:rPr>
-          <w:rFonts w:ascii="Times New Roman" w:hAnsi="Times New Roman" w:cs="Times New Roman"/>
-          <w:lang w:val="tr-TR"/>
-        </w:rPr>
-        <w:t xml:space="preserve"> Le Chatelier ilkesi infografiği</w:t>
-      </w:r>
-    </w:p>
-    <w:p>
-      <w:pPr>
-        <w:jc w:val="both"/>
+          <w:highlight w:val="yellow"/>
+          <w:lang w:val="tr-TR"/>
+        </w:rPr>
+        <w:t xml:space="preserve">Shutter id: 2328878629</w:t>
+      </w:r>
+    </w:p>
+    <w:p>
+      <w:pPr>
+        <w:jc w:val="center"/>
         <w:rPr>
           <w:rFonts w:ascii="Times New Roman" w:hAnsi="Times New Roman" w:cs="Times New Roman"/>
           <w:lang w:val="tr-TR"/>
@@ -590,333 +539,19 @@
           <w:bCs/>
           <w:lang w:val="tr-TR"/>
         </w:rPr>
-        <w:t xml:space="preserve">Bölüm: Asit ve Baz Çözeltilerinde Denge</w:t>
-      </w:r>
-    </w:p>
-    <w:p>
-      <w:pPr>
-        <w:jc w:val="both"/>
-        <w:rPr>
-          <w:rFonts w:ascii="Times New Roman" w:hAnsi="Times New Roman" w:cs="Times New Roman"/>
-          <w:lang w:val="tr-TR"/>
-        </w:rPr>
-      </w:pPr>
-      <w:r>
-        <w:rPr>
-          <w:rFonts w:ascii="Times New Roman" w:hAnsi="Times New Roman" w:cs="Times New Roman"/>
-          <w:lang w:val="tr-TR"/>
-        </w:rPr>
-        <w:t xml:space="preserve">Saf su çok az da olsa iyonlaşır: 2H</w:t>
-      </w:r>
-      <w:r>
-        <w:rPr>
-          <w:rFonts w:ascii="Times New Roman" w:hAnsi="Times New Roman" w:cs="Times New Roman"/>
-          <w:vertAlign w:val="subscript"/>
-          <w:lang w:val="tr-TR"/>
-        </w:rPr>
-        <w:t xml:space="preserve">2</w:t>
-      </w:r>
-      <w:r>
-        <w:rPr>
-          <w:rFonts w:ascii="Times New Roman" w:hAnsi="Times New Roman" w:cs="Times New Roman"/>
-          <w:lang w:val="tr-TR"/>
-        </w:rPr>
-        <w:t xml:space="preserve">O ⇌ H</w:t>
-      </w:r>
-      <w:r>
-        <w:rPr>
-          <w:rFonts w:ascii="Times New Roman" w:hAnsi="Times New Roman" w:cs="Times New Roman"/>
-          <w:vertAlign w:val="subscript"/>
-          <w:lang w:val="tr-TR"/>
-        </w:rPr>
-        <w:t xml:space="preserve">3</w:t>
-      </w:r>
-      <w:r>
-        <w:rPr>
-          <w:rFonts w:ascii="Times New Roman" w:hAnsi="Times New Roman" w:cs="Times New Roman"/>
-          <w:lang w:val="tr-TR"/>
-        </w:rPr>
-        <w:t xml:space="preserve">O</w:t>
-      </w:r>
-      <w:r>
-        <w:rPr>
-          <w:rFonts w:ascii="Times New Roman" w:hAnsi="Times New Roman" w:cs="Times New Roman"/>
-          <w:vertAlign w:val="superscript"/>
-          <w:lang w:val="tr-TR"/>
-        </w:rPr>
-        <w:t xml:space="preserve">+</w:t>
-      </w:r>
-      <w:r>
-        <w:rPr>
-          <w:rFonts w:ascii="Times New Roman" w:hAnsi="Times New Roman" w:cs="Times New Roman"/>
-          <w:lang w:val="tr-TR"/>
-        </w:rPr>
-        <w:t xml:space="preserve"> + OH</w:t>
-      </w:r>
-      <w:r>
-        <w:rPr>
-          <w:rFonts w:ascii="Times New Roman" w:hAnsi="Times New Roman" w:cs="Times New Roman"/>
-          <w:vertAlign w:val="superscript"/>
-          <w:lang w:val="tr-TR"/>
-        </w:rPr>
-        <w:t xml:space="preserve">−</w:t>
-      </w:r>
-      <w:r>
-        <w:rPr>
-          <w:rFonts w:ascii="Times New Roman" w:hAnsi="Times New Roman" w:cs="Times New Roman"/>
-          <w:lang w:val="tr-TR"/>
-        </w:rPr>
-        <w:t xml:space="preserve">. 25 °C’de K</w:t>
-      </w:r>
-      <w:r>
-        <w:rPr>
-          <w:rFonts w:ascii="Times New Roman" w:hAnsi="Times New Roman" w:cs="Times New Roman"/>
-          <w:vertAlign w:val="subscript"/>
-          <w:lang w:val="tr-TR"/>
-        </w:rPr>
-        <w:t xml:space="preserve">su</w:t>
-      </w:r>
-      <w:r>
-        <w:rPr>
-          <w:rFonts w:ascii="Times New Roman" w:hAnsi="Times New Roman" w:cs="Times New Roman"/>
-          <w:lang w:val="tr-TR"/>
-        </w:rPr>
-        <w:t xml:space="preserve"> = [H</w:t>
-      </w:r>
-      <w:r>
-        <w:rPr>
-          <w:rFonts w:ascii="Times New Roman" w:hAnsi="Times New Roman" w:cs="Times New Roman"/>
-          <w:vertAlign w:val="subscript"/>
-          <w:lang w:val="tr-TR"/>
-        </w:rPr>
-        <w:t xml:space="preserve">3</w:t>
-      </w:r>
-      <w:r>
-        <w:rPr>
-          <w:rFonts w:ascii="Times New Roman" w:hAnsi="Times New Roman" w:cs="Times New Roman"/>
-          <w:lang w:val="tr-TR"/>
-        </w:rPr>
-        <w:t xml:space="preserve">O</w:t>
-      </w:r>
-      <w:r>
-        <w:rPr>
-          <w:rFonts w:ascii="Times New Roman" w:hAnsi="Times New Roman" w:cs="Times New Roman"/>
-          <w:vertAlign w:val="superscript"/>
-          <w:lang w:val="tr-TR"/>
-        </w:rPr>
-        <w:t xml:space="preserve">+</w:t>
-      </w:r>
-      <w:r>
-        <w:rPr>
-          <w:rFonts w:ascii="Times New Roman" w:hAnsi="Times New Roman" w:cs="Times New Roman"/>
-          <w:lang w:val="tr-TR"/>
-        </w:rPr>
-        <w:t xml:space="preserve">][OH</w:t>
-      </w:r>
-      <w:r>
-        <w:rPr>
-          <w:rFonts w:ascii="Times New Roman" w:hAnsi="Times New Roman" w:cs="Times New Roman"/>
-          <w:vertAlign w:val="superscript"/>
-          <w:lang w:val="tr-TR"/>
-        </w:rPr>
-        <w:t xml:space="preserve">−</w:t>
-      </w:r>
-      <w:r>
-        <w:rPr>
-          <w:rFonts w:ascii="Times New Roman" w:hAnsi="Times New Roman" w:cs="Times New Roman"/>
-          <w:lang w:val="tr-TR"/>
-        </w:rPr>
-        <w:t xml:space="preserve">] = 1,0·10</w:t>
-      </w:r>
-      <w:r>
-        <w:rPr>
-          <w:rFonts w:ascii="Times New Roman" w:hAnsi="Times New Roman" w:cs="Times New Roman"/>
-          <w:vertAlign w:val="superscript"/>
-          <w:lang w:val="tr-TR"/>
-        </w:rPr>
-        <w:t xml:space="preserve">-14</w:t>
-      </w:r>
-      <w:r>
-        <w:rPr>
-          <w:rFonts w:ascii="Times New Roman" w:hAnsi="Times New Roman" w:cs="Times New Roman"/>
-          <w:lang w:val="tr-TR"/>
-        </w:rPr>
-        <w:t xml:space="preserve">’tür ve saf suda [H</w:t>
-      </w:r>
-      <w:r>
-        <w:rPr>
-          <w:rFonts w:ascii="Times New Roman" w:hAnsi="Times New Roman" w:cs="Times New Roman"/>
-          <w:vertAlign w:val="subscript"/>
-          <w:lang w:val="tr-TR"/>
-        </w:rPr>
-        <w:t xml:space="preserve">3</w:t>
-      </w:r>
-      <w:r>
-        <w:rPr>
-          <w:rFonts w:ascii="Times New Roman" w:hAnsi="Times New Roman" w:cs="Times New Roman"/>
-          <w:lang w:val="tr-TR"/>
-        </w:rPr>
-        <w:t xml:space="preserve">O</w:t>
-      </w:r>
-      <w:r>
-        <w:rPr>
-          <w:rFonts w:ascii="Times New Roman" w:hAnsi="Times New Roman" w:cs="Times New Roman"/>
-          <w:vertAlign w:val="superscript"/>
-          <w:lang w:val="tr-TR"/>
-        </w:rPr>
-        <w:t xml:space="preserve">+</w:t>
-      </w:r>
-      <w:r>
-        <w:rPr>
-          <w:rFonts w:ascii="Times New Roman" w:hAnsi="Times New Roman" w:cs="Times New Roman"/>
-          <w:lang w:val="tr-TR"/>
-        </w:rPr>
-        <w:t xml:space="preserve">] = [OH</w:t>
-      </w:r>
-      <w:r>
-        <w:rPr>
-          <w:rFonts w:ascii="Times New Roman" w:hAnsi="Times New Roman" w:cs="Times New Roman"/>
-          <w:vertAlign w:val="superscript"/>
-          <w:lang w:val="tr-TR"/>
-        </w:rPr>
-        <w:t xml:space="preserve">−</w:t>
-      </w:r>
-      <w:r>
-        <w:rPr>
-          <w:rFonts w:ascii="Times New Roman" w:hAnsi="Times New Roman" w:cs="Times New Roman"/>
-          <w:lang w:val="tr-TR"/>
-        </w:rPr>
-        <w:t xml:space="preserve">] = 1,0·10</w:t>
-      </w:r>
-      <w:r>
-        <w:rPr>
-          <w:rFonts w:ascii="Times New Roman" w:hAnsi="Times New Roman" w:cs="Times New Roman"/>
-          <w:vertAlign w:val="superscript"/>
-          <w:lang w:val="tr-TR"/>
-        </w:rPr>
-        <w:t xml:space="preserve">-7</w:t>
-      </w:r>
-      <w:r>
-        <w:rPr>
-          <w:rFonts w:ascii="Times New Roman" w:hAnsi="Times New Roman" w:cs="Times New Roman"/>
-          <w:lang w:val="tr-TR"/>
-        </w:rPr>
-        <w:t xml:space="preserve"> mol/L’dir. Çözeltilerin asitliği pH = −log[H</w:t>
-      </w:r>
-      <w:r>
-        <w:rPr>
-          <w:rFonts w:ascii="Times New Roman" w:hAnsi="Times New Roman" w:cs="Times New Roman"/>
-          <w:vertAlign w:val="subscript"/>
-          <w:lang w:val="tr-TR"/>
-        </w:rPr>
-        <w:t xml:space="preserve">3</w:t>
-      </w:r>
-      <w:r>
-        <w:rPr>
-          <w:rFonts w:ascii="Times New Roman" w:hAnsi="Times New Roman" w:cs="Times New Roman"/>
-          <w:lang w:val="tr-TR"/>
-        </w:rPr>
-        <w:t xml:space="preserve">O</w:t>
-      </w:r>
-      <w:r>
-        <w:rPr>
-          <w:rFonts w:ascii="Times New Roman" w:hAnsi="Times New Roman" w:cs="Times New Roman"/>
-          <w:vertAlign w:val="superscript"/>
-          <w:lang w:val="tr-TR"/>
-        </w:rPr>
-        <w:t xml:space="preserve">+</w:t>
-      </w:r>
-      <w:r>
-        <w:rPr>
-          <w:rFonts w:ascii="Times New Roman" w:hAnsi="Times New Roman" w:cs="Times New Roman"/>
-          <w:lang w:val="tr-TR"/>
-        </w:rPr>
-        <w:t xml:space="preserve">] ile ifade edilir; 25 °C’de pH + pOH = 14’tür.</w:t>
-      </w:r>
-    </w:p>
-    <w:tbl>
-      <w:tblPr>
-        <w:tblW w:w="9000" w:type="dxa"/>
-        <w:jc w:val="center"/>
-        <w:tblBorders>
-          <w:top w:val="single" w:sz="8" w:space="0" w:color="7F7F7F"/>
-          <w:left w:val="single" w:sz="8" w:space="0" w:color="7F7F7F"/>
-          <w:bottom w:val="single" w:sz="8" w:space="0" w:color="7F7F7F"/>
-          <w:right w:val="single" w:sz="8" w:space="0" w:color="7F7F7F"/>
-        </w:tblBorders>
-      </w:tblPr>
-      <w:tblGrid>
-        <w:gridCol w:w="9000"/>
-      </w:tblGrid>
-      <w:tr>
-        <w:tc>
-          <w:tcPr>
-            <w:tcW w:w="9000" w:type="dxa"/>
-            <w:shd w:val="clear" w:color="auto" w:fill="EDEDED"/>
-          </w:tcPr>
-          <w:p>
-            <w:pPr>
-              <w:jc w:val="both"/>
-              <w:rPr>
-                <w:rFonts w:ascii="Times New Roman" w:hAnsi="Times New Roman" w:cs="Times New Roman"/>
-                <w:lang w:val="tr-TR"/>
-              </w:rPr>
-            </w:pPr>
-            <w:r>
-              <w:rPr>
-                <w:rFonts w:ascii="Times New Roman" w:hAnsi="Times New Roman" w:cs="Times New Roman"/>
-                <w:lang w:val="tr-TR"/>
-              </w:rPr>
-              <w:t xml:space="preserve">GÖRSEL ALANI (Shutterstock)</w:t>
-            </w:r>
-          </w:p>
-          <w:p>
-            <w:pPr>
-              <w:jc w:val="both"/>
-              <w:rPr>
-                <w:rFonts w:ascii="Times New Roman" w:hAnsi="Times New Roman" w:cs="Times New Roman"/>
-                <w:lang w:val="tr-TR"/>
-              </w:rPr>
-            </w:pPr>
-            <w:r>
-              <w:rPr>
-                <w:rFonts w:ascii="Times New Roman" w:hAnsi="Times New Roman" w:cs="Times New Roman"/>
-                <w:lang w:val="tr-TR"/>
-              </w:rPr>
-              <w:t xml:space="preserve">Tarif: Günlük hayattan maddelerin yerleştirildiği renkli pH skalası (vektörel).</w:t>
-            </w:r>
-          </w:p>
-          <w:p>
-            <w:pPr>
-              <w:jc w:val="both"/>
-              <w:rPr>
-                <w:rFonts w:ascii="Times New Roman" w:hAnsi="Times New Roman" w:cs="Times New Roman"/>
-                <w:lang w:val="tr-TR"/>
-              </w:rPr>
-            </w:pPr>
-            <w:r>
-              <w:rPr>
-                <w:rFonts w:ascii="Times New Roman" w:hAnsi="Times New Roman" w:cs="Times New Roman"/>
-                <w:lang w:val="tr-TR"/>
-              </w:rPr>
-              <w:t xml:space="preserve">Shutter ID: 2715446197 (vektör) — pH scale diagram with acidic, neutral and alkaline ranges</w:t>
-            </w:r>
-          </w:p>
-        </w:tc>
-      </w:tr>
-    </w:tbl>
-    <w:p>
-      <w:pPr>
-        <w:jc w:val="both"/>
-        <w:rPr>
-          <w:rFonts w:ascii="Times New Roman" w:hAnsi="Times New Roman" w:cs="Times New Roman"/>
-          <w:lang w:val="tr-TR"/>
-        </w:rPr>
-      </w:pPr>
-    </w:p>
-    <w:p>
-      <w:pPr>
-        <w:jc w:val="center"/>
+        <w:t xml:space="preserve">Görsel:</w:t>
+      </w:r>
+      <w:r>
+        <w:rPr>
+          <w:rFonts w:ascii="Times New Roman" w:hAnsi="Times New Roman" w:cs="Times New Roman"/>
+          <w:lang w:val="tr-TR"/>
+        </w:rPr>
+        <w:t xml:space="preserve"> Le Chatelier ilkesi infografiği</w:t>
+      </w:r>
+    </w:p>
+    <w:p>
+      <w:pPr>
+        <w:jc w:val="both"/>
         <w:rPr>
           <w:rFonts w:ascii="Times New Roman" w:hAnsi="Times New Roman" w:cs="Times New Roman"/>
           <w:lang w:val="tr-TR"/>
@@ -929,6 +564,319 @@
           <w:bCs/>
           <w:lang w:val="tr-TR"/>
         </w:rPr>
+        <w:t xml:space="preserve">Bölüm: Asit ve Baz Çözeltilerinde Denge</w:t>
+      </w:r>
+    </w:p>
+    <w:p>
+      <w:pPr>
+        <w:jc w:val="both"/>
+        <w:rPr>
+          <w:rFonts w:ascii="Times New Roman" w:hAnsi="Times New Roman" w:cs="Times New Roman"/>
+          <w:lang w:val="tr-TR"/>
+        </w:rPr>
+      </w:pPr>
+      <w:r>
+        <w:rPr>
+          <w:rFonts w:ascii="Times New Roman" w:hAnsi="Times New Roman" w:cs="Times New Roman"/>
+          <w:lang w:val="tr-TR"/>
+        </w:rPr>
+        <w:t xml:space="preserve">Saf su çok az da olsa iyonlaşır: 2H</w:t>
+      </w:r>
+      <w:r>
+        <w:rPr>
+          <w:rFonts w:ascii="Times New Roman" w:hAnsi="Times New Roman" w:cs="Times New Roman"/>
+          <w:vertAlign w:val="subscript"/>
+          <w:lang w:val="tr-TR"/>
+        </w:rPr>
+        <w:t xml:space="preserve">2</w:t>
+      </w:r>
+      <w:r>
+        <w:rPr>
+          <w:rFonts w:ascii="Times New Roman" w:hAnsi="Times New Roman" w:cs="Times New Roman"/>
+          <w:lang w:val="tr-TR"/>
+        </w:rPr>
+        <w:t xml:space="preserve">O ⇌ H</w:t>
+      </w:r>
+      <w:r>
+        <w:rPr>
+          <w:rFonts w:ascii="Times New Roman" w:hAnsi="Times New Roman" w:cs="Times New Roman"/>
+          <w:vertAlign w:val="subscript"/>
+          <w:lang w:val="tr-TR"/>
+        </w:rPr>
+        <w:t xml:space="preserve">3</w:t>
+      </w:r>
+      <w:r>
+        <w:rPr>
+          <w:rFonts w:ascii="Times New Roman" w:hAnsi="Times New Roman" w:cs="Times New Roman"/>
+          <w:lang w:val="tr-TR"/>
+        </w:rPr>
+        <w:t xml:space="preserve">O</w:t>
+      </w:r>
+      <w:r>
+        <w:rPr>
+          <w:rFonts w:ascii="Times New Roman" w:hAnsi="Times New Roman" w:cs="Times New Roman"/>
+          <w:vertAlign w:val="superscript"/>
+          <w:lang w:val="tr-TR"/>
+        </w:rPr>
+        <w:t xml:space="preserve">+</w:t>
+      </w:r>
+      <w:r>
+        <w:rPr>
+          <w:rFonts w:ascii="Times New Roman" w:hAnsi="Times New Roman" w:cs="Times New Roman"/>
+          <w:lang w:val="tr-TR"/>
+        </w:rPr>
+        <w:t xml:space="preserve"> + OH</w:t>
+      </w:r>
+      <w:r>
+        <w:rPr>
+          <w:rFonts w:ascii="Times New Roman" w:hAnsi="Times New Roman" w:cs="Times New Roman"/>
+          <w:vertAlign w:val="superscript"/>
+          <w:lang w:val="tr-TR"/>
+        </w:rPr>
+        <w:t xml:space="preserve">−</w:t>
+      </w:r>
+      <w:r>
+        <w:rPr>
+          <w:rFonts w:ascii="Times New Roman" w:hAnsi="Times New Roman" w:cs="Times New Roman"/>
+          <w:lang w:val="tr-TR"/>
+        </w:rPr>
+        <w:t xml:space="preserve">. 25 °C’de K</w:t>
+      </w:r>
+      <w:r>
+        <w:rPr>
+          <w:rFonts w:ascii="Times New Roman" w:hAnsi="Times New Roman" w:cs="Times New Roman"/>
+          <w:vertAlign w:val="subscript"/>
+          <w:lang w:val="tr-TR"/>
+        </w:rPr>
+        <w:t xml:space="preserve">su</w:t>
+      </w:r>
+      <w:r>
+        <w:rPr>
+          <w:rFonts w:ascii="Times New Roman" w:hAnsi="Times New Roman" w:cs="Times New Roman"/>
+          <w:lang w:val="tr-TR"/>
+        </w:rPr>
+        <w:t xml:space="preserve"> = [H</w:t>
+      </w:r>
+      <w:r>
+        <w:rPr>
+          <w:rFonts w:ascii="Times New Roman" w:hAnsi="Times New Roman" w:cs="Times New Roman"/>
+          <w:vertAlign w:val="subscript"/>
+          <w:lang w:val="tr-TR"/>
+        </w:rPr>
+        <w:t xml:space="preserve">3</w:t>
+      </w:r>
+      <w:r>
+        <w:rPr>
+          <w:rFonts w:ascii="Times New Roman" w:hAnsi="Times New Roman" w:cs="Times New Roman"/>
+          <w:lang w:val="tr-TR"/>
+        </w:rPr>
+        <w:t xml:space="preserve">O</w:t>
+      </w:r>
+      <w:r>
+        <w:rPr>
+          <w:rFonts w:ascii="Times New Roman" w:hAnsi="Times New Roman" w:cs="Times New Roman"/>
+          <w:vertAlign w:val="superscript"/>
+          <w:lang w:val="tr-TR"/>
+        </w:rPr>
+        <w:t xml:space="preserve">+</w:t>
+      </w:r>
+      <w:r>
+        <w:rPr>
+          <w:rFonts w:ascii="Times New Roman" w:hAnsi="Times New Roman" w:cs="Times New Roman"/>
+          <w:lang w:val="tr-TR"/>
+        </w:rPr>
+        <w:t xml:space="preserve">][OH</w:t>
+      </w:r>
+      <w:r>
+        <w:rPr>
+          <w:rFonts w:ascii="Times New Roman" w:hAnsi="Times New Roman" w:cs="Times New Roman"/>
+          <w:vertAlign w:val="superscript"/>
+          <w:lang w:val="tr-TR"/>
+        </w:rPr>
+        <w:t xml:space="preserve">−</w:t>
+      </w:r>
+      <w:r>
+        <w:rPr>
+          <w:rFonts w:ascii="Times New Roman" w:hAnsi="Times New Roman" w:cs="Times New Roman"/>
+          <w:lang w:val="tr-TR"/>
+        </w:rPr>
+        <w:t xml:space="preserve">] = 1,0·10</w:t>
+      </w:r>
+      <w:r>
+        <w:rPr>
+          <w:rFonts w:ascii="Times New Roman" w:hAnsi="Times New Roman" w:cs="Times New Roman"/>
+          <w:vertAlign w:val="superscript"/>
+          <w:lang w:val="tr-TR"/>
+        </w:rPr>
+        <w:t xml:space="preserve">-14</w:t>
+      </w:r>
+      <w:r>
+        <w:rPr>
+          <w:rFonts w:ascii="Times New Roman" w:hAnsi="Times New Roman" w:cs="Times New Roman"/>
+          <w:lang w:val="tr-TR"/>
+        </w:rPr>
+        <w:t xml:space="preserve">’tür ve saf suda [H</w:t>
+      </w:r>
+      <w:r>
+        <w:rPr>
+          <w:rFonts w:ascii="Times New Roman" w:hAnsi="Times New Roman" w:cs="Times New Roman"/>
+          <w:vertAlign w:val="subscript"/>
+          <w:lang w:val="tr-TR"/>
+        </w:rPr>
+        <w:t xml:space="preserve">3</w:t>
+      </w:r>
+      <w:r>
+        <w:rPr>
+          <w:rFonts w:ascii="Times New Roman" w:hAnsi="Times New Roman" w:cs="Times New Roman"/>
+          <w:lang w:val="tr-TR"/>
+        </w:rPr>
+        <w:t xml:space="preserve">O</w:t>
+      </w:r>
+      <w:r>
+        <w:rPr>
+          <w:rFonts w:ascii="Times New Roman" w:hAnsi="Times New Roman" w:cs="Times New Roman"/>
+          <w:vertAlign w:val="superscript"/>
+          <w:lang w:val="tr-TR"/>
+        </w:rPr>
+        <w:t xml:space="preserve">+</w:t>
+      </w:r>
+      <w:r>
+        <w:rPr>
+          <w:rFonts w:ascii="Times New Roman" w:hAnsi="Times New Roman" w:cs="Times New Roman"/>
+          <w:lang w:val="tr-TR"/>
+        </w:rPr>
+        <w:t xml:space="preserve">] = [OH</w:t>
+      </w:r>
+      <w:r>
+        <w:rPr>
+          <w:rFonts w:ascii="Times New Roman" w:hAnsi="Times New Roman" w:cs="Times New Roman"/>
+          <w:vertAlign w:val="superscript"/>
+          <w:lang w:val="tr-TR"/>
+        </w:rPr>
+        <w:t xml:space="preserve">−</w:t>
+      </w:r>
+      <w:r>
+        <w:rPr>
+          <w:rFonts w:ascii="Times New Roman" w:hAnsi="Times New Roman" w:cs="Times New Roman"/>
+          <w:lang w:val="tr-TR"/>
+        </w:rPr>
+        <w:t xml:space="preserve">] = 1,0·10</w:t>
+      </w:r>
+      <w:r>
+        <w:rPr>
+          <w:rFonts w:ascii="Times New Roman" w:hAnsi="Times New Roman" w:cs="Times New Roman"/>
+          <w:vertAlign w:val="superscript"/>
+          <w:lang w:val="tr-TR"/>
+        </w:rPr>
+        <w:t xml:space="preserve">-7</w:t>
+      </w:r>
+      <w:r>
+        <w:rPr>
+          <w:rFonts w:ascii="Times New Roman" w:hAnsi="Times New Roman" w:cs="Times New Roman"/>
+          <w:lang w:val="tr-TR"/>
+        </w:rPr>
+        <w:t xml:space="preserve"> mol/L’dir. Çözeltilerin asitliği pH = −log[H</w:t>
+      </w:r>
+      <w:r>
+        <w:rPr>
+          <w:rFonts w:ascii="Times New Roman" w:hAnsi="Times New Roman" w:cs="Times New Roman"/>
+          <w:vertAlign w:val="subscript"/>
+          <w:lang w:val="tr-TR"/>
+        </w:rPr>
+        <w:t xml:space="preserve">3</w:t>
+      </w:r>
+      <w:r>
+        <w:rPr>
+          <w:rFonts w:ascii="Times New Roman" w:hAnsi="Times New Roman" w:cs="Times New Roman"/>
+          <w:lang w:val="tr-TR"/>
+        </w:rPr>
+        <w:t xml:space="preserve">O</w:t>
+      </w:r>
+      <w:r>
+        <w:rPr>
+          <w:rFonts w:ascii="Times New Roman" w:hAnsi="Times New Roman" w:cs="Times New Roman"/>
+          <w:vertAlign w:val="superscript"/>
+          <w:lang w:val="tr-TR"/>
+        </w:rPr>
+        <w:t xml:space="preserve">+</w:t>
+      </w:r>
+      <w:r>
+        <w:rPr>
+          <w:rFonts w:ascii="Times New Roman" w:hAnsi="Times New Roman" w:cs="Times New Roman"/>
+          <w:lang w:val="tr-TR"/>
+        </w:rPr>
+        <w:t xml:space="preserve">] ile ifade edilir; 25 °C’de pH + pOH = 14’tür.</w:t>
+      </w:r>
+    </w:p>
+    <w:p>
+      <w:pPr>
+        <w:jc w:val="center"/>
+      </w:pPr>
+      <w:r>
+        <w:drawing>
+          <wp:inline xmlns:a="http://schemas.openxmlformats.org/drawingml/2006/main" xmlns:pic="http://schemas.openxmlformats.org/drawingml/2006/picture">
+            <wp:extent cx="2151450" cy="2520000"/>
+            <wp:docPr id="900006" name="Picture 900006"/>
+            <wp:cNvGraphicFramePr>
+              <a:graphicFrameLocks noChangeAspect="1"/>
+            </wp:cNvGraphicFramePr>
+            <a:graphic>
+              <a:graphicData uri="http://schemas.openxmlformats.org/drawingml/2006/picture">
+                <pic:pic>
+                  <pic:nvPicPr>
+                    <pic:cNvPr id="0" name="2715446197_d.jpg"/>
+                    <pic:cNvPicPr/>
+                  </pic:nvPicPr>
+                  <pic:blipFill>
+                    <a:blip r:embed="rId13"/>
+                    <a:stretch>
+                      <a:fillRect/>
+                    </a:stretch>
+                  </pic:blipFill>
+                  <pic:spPr>
+                    <a:xfrm>
+                      <a:off x="0" y="0"/>
+                      <a:ext cx="2151450" cy="2520000"/>
+                    </a:xfrm>
+                    <a:prstGeom prst="rect"/>
+                  </pic:spPr>
+                </pic:pic>
+              </a:graphicData>
+            </a:graphic>
+          </wp:inline>
+        </w:drawing>
+      </w:r>
+    </w:p>
+    <w:p>
+      <w:pPr>
+        <w:jc w:val="center"/>
+      </w:pPr>
+      <w:r>
+        <w:rPr>
+          <w:rFonts w:ascii="Times New Roman" w:hAnsi="Times New Roman" w:cs="Times New Roman"/>
+          <w:b/>
+          <w:bCs/>
+          <w:highlight w:val="yellow"/>
+          <w:lang w:val="tr-TR"/>
+        </w:rPr>
+        <w:t xml:space="preserve">Shutter id: 2715446197</w:t>
+      </w:r>
+    </w:p>
+    <w:p>
+      <w:pPr>
+        <w:jc w:val="center"/>
+        <w:rPr>
+          <w:rFonts w:ascii="Times New Roman" w:hAnsi="Times New Roman" w:cs="Times New Roman"/>
+          <w:lang w:val="tr-TR"/>
+        </w:rPr>
+      </w:pPr>
+      <w:r>
+        <w:rPr>
+          <w:rFonts w:ascii="Times New Roman" w:hAnsi="Times New Roman" w:cs="Times New Roman"/>
+          <w:b/>
+          <w:bCs/>
+          <w:lang w:val="tr-TR"/>
+        </w:rPr>
         <w:t xml:space="preserve">Görsel:</w:t>
       </w:r>
       <w:r>
@@ -1196,85 +1144,59 @@
         <w:t xml:space="preserve">) eşitliğinden bulunur. Mide, ağız, diş ve cilt sağlığı için kullanılan ürünler seçilirken ürünlerin asidik ya da bazik özellikleri ve vücudun doğal pH dengesi dikkate alınmalıdır.</w:t>
       </w:r>
     </w:p>
-    <w:tbl>
-      <w:tblPr>
-        <w:tblW w:w="9000" w:type="dxa"/>
+    <w:p>
+      <w:pPr>
         <w:jc w:val="center"/>
-        <w:tblBorders>
-          <w:top w:val="single" w:sz="8" w:space="0" w:color="7F7F7F"/>
-          <w:left w:val="single" w:sz="8" w:space="0" w:color="7F7F7F"/>
-          <w:bottom w:val="single" w:sz="8" w:space="0" w:color="7F7F7F"/>
-          <w:right w:val="single" w:sz="8" w:space="0" w:color="7F7F7F"/>
-        </w:tblBorders>
-      </w:tblPr>
-      <w:tblGrid>
-        <w:gridCol w:w="9000"/>
-      </w:tblGrid>
-      <w:tr>
-        <w:tc>
-          <w:tcPr>
-            <w:tcW w:w="9000" w:type="dxa"/>
-            <w:shd w:val="clear" w:color="auto" w:fill="EDEDED"/>
-          </w:tcPr>
-          <w:p>
-            <w:pPr>
-              <w:jc w:val="both"/>
-              <w:rPr>
-                <w:rFonts w:ascii="Times New Roman" w:hAnsi="Times New Roman" w:cs="Times New Roman"/>
-                <w:lang w:val="tr-TR"/>
-              </w:rPr>
-            </w:pPr>
-            <w:r>
-              <w:rPr>
-                <w:rFonts w:ascii="Times New Roman" w:hAnsi="Times New Roman" w:cs="Times New Roman"/>
-                <w:lang w:val="tr-TR"/>
-              </w:rPr>
-              <w:t xml:space="preserve">GÖRSEL ALANI (Shutterstock)</w:t>
-            </w:r>
-          </w:p>
-          <w:p>
-            <w:pPr>
-              <w:jc w:val="both"/>
-              <w:rPr>
-                <w:rFonts w:ascii="Times New Roman" w:hAnsi="Times New Roman" w:cs="Times New Roman"/>
-                <w:lang w:val="tr-TR"/>
-              </w:rPr>
-            </w:pPr>
-            <w:r>
-              <w:rPr>
-                <w:rFonts w:ascii="Times New Roman" w:hAnsi="Times New Roman" w:cs="Times New Roman"/>
-                <w:lang w:val="tr-TR"/>
-              </w:rPr>
-              <w:t xml:space="preserve">Tarif: Büret, erlenmayer ve fenolftaleinli pembe çözeltiyi gösteren titrasyon düzeneği fotoğrafı.</w:t>
-            </w:r>
-          </w:p>
-          <w:p>
-            <w:pPr>
-              <w:jc w:val="both"/>
-              <w:rPr>
-                <w:rFonts w:ascii="Times New Roman" w:hAnsi="Times New Roman" w:cs="Times New Roman"/>
-                <w:lang w:val="tr-TR"/>
-              </w:rPr>
-            </w:pPr>
-            <w:r>
-              <w:rPr>
-                <w:rFonts w:ascii="Times New Roman" w:hAnsi="Times New Roman" w:cs="Times New Roman"/>
-                <w:lang w:val="tr-TR"/>
-              </w:rPr>
-              <w:t xml:space="preserve">Shutter ID: 2303124117 (fotoğraf) — Acid-base titration in laboratory</w:t>
-            </w:r>
-          </w:p>
-        </w:tc>
-      </w:tr>
-    </w:tbl>
-    <w:p>
-      <w:pPr>
-        <w:jc w:val="both"/>
-        <w:rPr>
-          <w:rFonts w:ascii="Times New Roman" w:hAnsi="Times New Roman" w:cs="Times New Roman"/>
-          <w:lang w:val="tr-TR"/>
-        </w:rPr>
-      </w:pPr>
+      </w:pPr>
+      <w:r>
+        <w:drawing>
+          <wp:inline xmlns:a="http://schemas.openxmlformats.org/drawingml/2006/main" xmlns:pic="http://schemas.openxmlformats.org/drawingml/2006/picture">
+            <wp:extent cx="3384064" cy="2520000"/>
+            <wp:docPr id="900007" name="Picture 900007"/>
+            <wp:cNvGraphicFramePr>
+              <a:graphicFrameLocks noChangeAspect="1"/>
+            </wp:cNvGraphicFramePr>
+            <a:graphic>
+              <a:graphicData uri="http://schemas.openxmlformats.org/drawingml/2006/picture">
+                <pic:pic>
+                  <pic:nvPicPr>
+                    <pic:cNvPr id="0" name="2303124117_d.jpg"/>
+                    <pic:cNvPicPr/>
+                  </pic:nvPicPr>
+                  <pic:blipFill>
+                    <a:blip r:embed="rId14"/>
+                    <a:stretch>
+                      <a:fillRect/>
+                    </a:stretch>
+                  </pic:blipFill>
+                  <pic:spPr>
+                    <a:xfrm>
+                      <a:off x="0" y="0"/>
+                      <a:ext cx="3384064" cy="2520000"/>
+                    </a:xfrm>
+                    <a:prstGeom prst="rect"/>
+                  </pic:spPr>
+                </pic:pic>
+              </a:graphicData>
+            </a:graphic>
+          </wp:inline>
+        </w:drawing>
+      </w:r>
+    </w:p>
+    <w:p>
+      <w:pPr>
+        <w:jc w:val="center"/>
+      </w:pPr>
+      <w:r>
+        <w:rPr>
+          <w:rFonts w:ascii="Times New Roman" w:hAnsi="Times New Roman" w:cs="Times New Roman"/>
+          <w:b/>
+          <w:bCs/>
+          <w:highlight w:val="yellow"/>
+          <w:lang w:val="tr-TR"/>
+        </w:rPr>
+        <w:t xml:space="preserve">Shutter id: 2303124117</w:t>
+      </w:r>
     </w:p>
     <w:p>
       <w:pPr>

--- a/dijital/dijital_tema-2-kim11.docx
+++ b/dijital/dijital_tema-2-kim11.docx
@@ -136,138 +136,45 @@
         <w:t xml:space="preserve">Bazı kimyasal tepkimeler yalnızca ürünler yönünde ilerlerken bazı tepkimeler hem ileri hem de geri yönde gerçekleşebilir. Her iki yönde gerçekleşebilen tepkimelere tersinir tepkimeler denir ve çift yönlü okla (⇌) gösterilir. Tekrarlanabilen renk değişimi ya da bir katının oluşup yeniden çözünmesi gibi gözlemlenebilir nitelikler tepkimenin tersinir olduğunu gösterir.</w:t>
       </w:r>
     </w:p>
-    <w:tbl>
-      <w:tblPr>
-        <w:tblW w:w="9000" w:type="dxa"/>
+    <w:p>
+      <w:pPr>
         <w:jc w:val="center"/>
-        <w:tblBorders>
-          <w:top w:val="single" w:sz="8" w:space="0" w:color="7F7F7F"/>
-          <w:left w:val="single" w:sz="8" w:space="0" w:color="7F7F7F"/>
-          <w:bottom w:val="single" w:sz="8" w:space="0" w:color="7F7F7F"/>
-          <w:right w:val="single" w:sz="8" w:space="0" w:color="7F7F7F"/>
-        </w:tblBorders>
-      </w:tblPr>
-      <w:tblGrid>
-        <w:gridCol w:w="9000"/>
-      </w:tblGrid>
-      <w:tr>
-        <w:tc>
-          <w:tcPr>
-            <w:tcW w:w="9000" w:type="dxa"/>
-            <w:shd w:val="clear" w:color="auto" w:fill="EDEDED"/>
-          </w:tcPr>
-          <w:p>
-            <w:pPr>
-              <w:jc w:val="both"/>
-              <w:rPr>
-                <w:rFonts w:ascii="Times New Roman" w:hAnsi="Times New Roman" w:cs="Times New Roman"/>
-                <w:lang w:val="tr-TR"/>
-              </w:rPr>
-            </w:pPr>
-            <w:r>
-              <w:rPr>
-                <w:rFonts w:ascii="Times New Roman" w:hAnsi="Times New Roman" w:cs="Times New Roman"/>
-                <w:lang w:val="tr-TR"/>
-              </w:rPr>
-              <w:t xml:space="preserve">GÖRSEL ALANI</w:t>
-            </w:r>
-          </w:p>
-          <w:p>
-            <w:pPr>
-              <w:jc w:val="both"/>
-              <w:rPr>
-                <w:rFonts w:ascii="Times New Roman" w:hAnsi="Times New Roman" w:cs="Times New Roman"/>
-                <w:lang w:val="tr-TR"/>
-              </w:rPr>
-            </w:pPr>
-            <w:r>
-              <w:rPr>
-                <w:rFonts w:ascii="Times New Roman" w:hAnsi="Times New Roman" w:cs="Times New Roman"/>
-                <w:lang w:val="tr-TR"/>
-              </w:rPr>
-              <w:t xml:space="preserve">Tarif: Sıcak suda koyu kahverengi, buzlu suda açık renkli NO</w:t>
-            </w:r>
-            <w:r>
-              <w:rPr>
-                <w:rFonts w:ascii="Times New Roman" w:hAnsi="Times New Roman" w:cs="Times New Roman"/>
-                <w:vertAlign w:val="subscript"/>
-                <w:lang w:val="tr-TR"/>
-              </w:rPr>
-              <w:t xml:space="preserve">2</w:t>
-            </w:r>
-            <w:r>
-              <w:rPr>
-                <w:rFonts w:ascii="Times New Roman" w:hAnsi="Times New Roman" w:cs="Times New Roman"/>
-                <w:lang w:val="tr-TR"/>
-              </w:rPr>
-              <w:t xml:space="preserve">/N</w:t>
-            </w:r>
-            <w:r>
-              <w:rPr>
-                <w:rFonts w:ascii="Times New Roman" w:hAnsi="Times New Roman" w:cs="Times New Roman"/>
-                <w:vertAlign w:val="subscript"/>
-                <w:lang w:val="tr-TR"/>
-              </w:rPr>
-              <w:t xml:space="preserve">2</w:t>
-            </w:r>
-            <w:r>
-              <w:rPr>
-                <w:rFonts w:ascii="Times New Roman" w:hAnsi="Times New Roman" w:cs="Times New Roman"/>
-                <w:lang w:val="tr-TR"/>
-              </w:rPr>
-              <w:t xml:space="preserve">O</w:t>
-            </w:r>
-            <w:r>
-              <w:rPr>
-                <w:rFonts w:ascii="Times New Roman" w:hAnsi="Times New Roman" w:cs="Times New Roman"/>
-                <w:vertAlign w:val="subscript"/>
-                <w:lang w:val="tr-TR"/>
-              </w:rPr>
-              <w:t xml:space="preserve">4</w:t>
-            </w:r>
-            <w:r>
-              <w:rPr>
-                <w:rFonts w:ascii="Times New Roman" w:hAnsi="Times New Roman" w:cs="Times New Roman"/>
-                <w:lang w:val="tr-TR"/>
-              </w:rPr>
-              <w:t xml:space="preserve"> tüpleri (vektörel ya da fotoğraf).</w:t>
-            </w:r>
-          </w:p>
-          <w:p>
-            <w:pPr>
-              <w:jc w:val="both"/>
-              <w:rPr>
-                <w:rFonts w:ascii="Times New Roman" w:hAnsi="Times New Roman" w:cs="Times New Roman"/>
-                <w:lang w:val="tr-TR"/>
-              </w:rPr>
-            </w:pPr>
-            <w:r>
-              <w:rPr>
-                <w:rFonts w:ascii="Times New Roman" w:hAnsi="Times New Roman" w:cs="Times New Roman"/>
-                <w:lang w:val="tr-TR"/>
-              </w:rPr>
-              <w:t xml:space="preserve">Shutterstock arama: “nitrogen dioxide equilibrium hot cold”</w:t>
-            </w:r>
-          </w:p>
-          <w:p>
-            <w:pPr>
-              <w:jc w:val="both"/>
-              <w:rPr>
-                <w:rFonts w:ascii="Times New Roman" w:hAnsi="Times New Roman" w:cs="Times New Roman"/>
-                <w:lang w:val="tr-TR"/>
-              </w:rPr>
-            </w:pPr>
-            <w:r>
-              <w:rPr>
-                <w:rFonts w:ascii="Times New Roman" w:hAnsi="Times New Roman" w:cs="Times New Roman"/>
-                <w:lang w:val="tr-TR"/>
-              </w:rPr>
-              <w:t xml:space="preserve">Shutter ID: Ticari kullanıma uygun NO2/N2O4 tüp görseli bulunamadı; yayınevi vektörel çizmeli.</w:t>
-            </w:r>
-          </w:p>
-        </w:tc>
-      </w:tr>
-    </w:tbl>
+      </w:pPr>
+      <w:r>
+        <w:drawing>
+          <wp:inline xmlns:a="http://schemas.openxmlformats.org/drawingml/2006/main" xmlns:pic="http://schemas.openxmlformats.org/drawingml/2006/picture">
+            <wp:extent cx="3960000" cy="3667892"/>
+            <wp:docPr id="900008" name="Picture 900008"/>
+            <wp:cNvGraphicFramePr>
+              <a:graphicFrameLocks noChangeAspect="1"/>
+            </wp:cNvGraphicFramePr>
+            <a:graphic>
+              <a:graphicData uri="http://schemas.openxmlformats.org/drawingml/2006/picture">
+                <pic:pic>
+                  <pic:nvPicPr>
+                    <pic:cNvPr id="0" name="k11_21_NO2_N2O4_tupler.png"/>
+                    <pic:cNvPicPr/>
+                  </pic:nvPicPr>
+                  <pic:blipFill>
+                    <a:blip r:embed="rId15"/>
+                    <a:stretch>
+                      <a:fillRect/>
+                    </a:stretch>
+                  </pic:blipFill>
+                  <pic:spPr>
+                    <a:xfrm>
+                      <a:off x="0" y="0"/>
+                      <a:ext cx="3960000" cy="3667892"/>
+                    </a:xfrm>
+                    <a:prstGeom prst="rect"/>
+                  </pic:spPr>
+                </pic:pic>
+              </a:graphicData>
+            </a:graphic>
+          </wp:inline>
+        </w:drawing>
+      </w:r>
+    </w:p>
     <w:p>
       <w:pPr>
         <w:jc w:val="both"/>

--- a/dijital/dijital_tema-2-kim11.docx
+++ b/dijital/dijital_tema-2-kim11.docx
@@ -384,8 +384,8 @@
       <w:r>
         <w:drawing>
           <wp:inline xmlns:a="http://schemas.openxmlformats.org/drawingml/2006/main" xmlns:pic="http://schemas.openxmlformats.org/drawingml/2006/picture">
-            <wp:extent cx="1833300" cy="2520000"/>
-            <wp:docPr id="900005" name="Picture 900005"/>
+            <wp:extent cx="5220000" cy="2064217"/>
+            <wp:docPr id="900009" name="Picture 900009"/>
             <wp:cNvGraphicFramePr>
               <a:graphicFrameLocks noChangeAspect="1"/>
             </wp:cNvGraphicFramePr>
@@ -393,11 +393,11 @@
               <a:graphicData uri="http://schemas.openxmlformats.org/drawingml/2006/picture">
                 <pic:pic>
                   <pic:nvPicPr>
-                    <pic:cNvPr id="0" name="2328878629_d.jpg"/>
+                    <pic:cNvPr id="0" name="k11_dij_le_chatelier.png"/>
                     <pic:cNvPicPr/>
                   </pic:nvPicPr>
                   <pic:blipFill>
-                    <a:blip r:embed="rId12"/>
+                    <a:blip r:embed="rId16"/>
                     <a:stretch>
                       <a:fillRect/>
                     </a:stretch>
@@ -405,7 +405,7 @@
                   <pic:spPr>
                     <a:xfrm>
                       <a:off x="0" y="0"/>
-                      <a:ext cx="1833300" cy="2520000"/>
+                      <a:ext cx="5220000" cy="2064217"/>
                     </a:xfrm>
                     <a:prstGeom prst="rect"/>
                   </pic:spPr>
@@ -419,21 +419,31 @@
     <w:p>
       <w:pPr>
         <w:jc w:val="center"/>
+        <w:rPr>
+          <w:rFonts w:ascii="Times New Roman" w:hAnsi="Times New Roman" w:cs="Times New Roman"/>
+          <w:lang w:val="tr-TR"/>
+        </w:rPr>
       </w:pPr>
       <w:r>
         <w:rPr>
           <w:rFonts w:ascii="Times New Roman" w:hAnsi="Times New Roman" w:cs="Times New Roman"/>
           <w:b/>
           <w:bCs/>
-          <w:highlight w:val="yellow"/>
-          <w:lang w:val="tr-TR"/>
-        </w:rPr>
-        <w:t xml:space="preserve">Shutter id: 2328878629</w:t>
-      </w:r>
-    </w:p>
-    <w:p>
-      <w:pPr>
-        <w:jc w:val="center"/>
+          <w:lang w:val="tr-TR"/>
+        </w:rPr>
+        <w:t xml:space="preserve">Görsel: Le Chatelier ilkesinin amonyak dengesine uygulanması</w:t>
+      </w:r>
+      <w:r>
+        <w:rPr>
+          <w:rFonts w:ascii="Times New Roman" w:hAnsi="Times New Roman" w:cs="Times New Roman"/>
+          <w:lang w:val="tr-TR"/>
+        </w:rPr>
+        <w:t xml:space="preserve"/>
+      </w:r>
+    </w:p>
+    <w:p>
+      <w:pPr>
+        <w:jc w:val="both"/>
         <w:rPr>
           <w:rFonts w:ascii="Times New Roman" w:hAnsi="Times New Roman" w:cs="Times New Roman"/>
           <w:lang w:val="tr-TR"/>
@@ -446,31 +456,6 @@
           <w:bCs/>
           <w:lang w:val="tr-TR"/>
         </w:rPr>
-        <w:t xml:space="preserve">Görsel:</w:t>
-      </w:r>
-      <w:r>
-        <w:rPr>
-          <w:rFonts w:ascii="Times New Roman" w:hAnsi="Times New Roman" w:cs="Times New Roman"/>
-          <w:lang w:val="tr-TR"/>
-        </w:rPr>
-        <w:t xml:space="preserve"> Le Chatelier ilkesi infografiği</w:t>
-      </w:r>
-    </w:p>
-    <w:p>
-      <w:pPr>
-        <w:jc w:val="both"/>
-        <w:rPr>
-          <w:rFonts w:ascii="Times New Roman" w:hAnsi="Times New Roman" w:cs="Times New Roman"/>
-          <w:lang w:val="tr-TR"/>
-        </w:rPr>
-      </w:pPr>
-      <w:r>
-        <w:rPr>
-          <w:rFonts w:ascii="Times New Roman" w:hAnsi="Times New Roman" w:cs="Times New Roman"/>
-          <w:b/>
-          <w:bCs/>
-          <w:lang w:val="tr-TR"/>
-        </w:rPr>
         <w:t xml:space="preserve">Bölüm: Asit ve Baz Çözeltilerinde Denge</w:t>
       </w:r>
     </w:p>
@@ -722,8 +707,8 @@
       <w:r>
         <w:drawing>
           <wp:inline xmlns:a="http://schemas.openxmlformats.org/drawingml/2006/main" xmlns:pic="http://schemas.openxmlformats.org/drawingml/2006/picture">
-            <wp:extent cx="2151450" cy="2520000"/>
-            <wp:docPr id="900006" name="Picture 900006"/>
+            <wp:extent cx="5220000" cy="2375222"/>
+            <wp:docPr id="900010" name="Picture 900010"/>
             <wp:cNvGraphicFramePr>
               <a:graphicFrameLocks noChangeAspect="1"/>
             </wp:cNvGraphicFramePr>
@@ -731,11 +716,11 @@
               <a:graphicData uri="http://schemas.openxmlformats.org/drawingml/2006/picture">
                 <pic:pic>
                   <pic:nvPicPr>
-                    <pic:cNvPr id="0" name="2715446197_d.jpg"/>
+                    <pic:cNvPr id="0" name="k11_dij_ph_olcegi.png"/>
                     <pic:cNvPicPr/>
                   </pic:nvPicPr>
                   <pic:blipFill>
-                    <a:blip r:embed="rId13"/>
+                    <a:blip r:embed="rId17"/>
                     <a:stretch>
                       <a:fillRect/>
                     </a:stretch>
@@ -743,7 +728,7 @@
                   <pic:spPr>
                     <a:xfrm>
                       <a:off x="0" y="0"/>
-                      <a:ext cx="2151450" cy="2520000"/>
+                      <a:ext cx="5220000" cy="2375222"/>
                     </a:xfrm>
                     <a:prstGeom prst="rect"/>
                   </pic:spPr>
@@ -757,41 +742,26 @@
     <w:p>
       <w:pPr>
         <w:jc w:val="center"/>
+        <w:rPr>
+          <w:rFonts w:ascii="Times New Roman" w:hAnsi="Times New Roman" w:cs="Times New Roman"/>
+          <w:lang w:val="tr-TR"/>
+        </w:rPr>
       </w:pPr>
       <w:r>
         <w:rPr>
           <w:rFonts w:ascii="Times New Roman" w:hAnsi="Times New Roman" w:cs="Times New Roman"/>
           <w:b/>
           <w:bCs/>
-          <w:highlight w:val="yellow"/>
-          <w:lang w:val="tr-TR"/>
-        </w:rPr>
-        <w:t xml:space="preserve">Shutter id: 2715446197</w:t>
-      </w:r>
-    </w:p>
-    <w:p>
-      <w:pPr>
-        <w:jc w:val="center"/>
-        <w:rPr>
-          <w:rFonts w:ascii="Times New Roman" w:hAnsi="Times New Roman" w:cs="Times New Roman"/>
-          <w:lang w:val="tr-TR"/>
-        </w:rPr>
-      </w:pPr>
-      <w:r>
-        <w:rPr>
-          <w:rFonts w:ascii="Times New Roman" w:hAnsi="Times New Roman" w:cs="Times New Roman"/>
-          <w:b/>
-          <w:bCs/>
-          <w:lang w:val="tr-TR"/>
-        </w:rPr>
-        <w:t xml:space="preserve">Görsel:</w:t>
-      </w:r>
-      <w:r>
-        <w:rPr>
-          <w:rFonts w:ascii="Times New Roman" w:hAnsi="Times New Roman" w:cs="Times New Roman"/>
-          <w:lang w:val="tr-TR"/>
-        </w:rPr>
-        <w:t xml:space="preserve"> pH skalası</w:t>
+          <w:lang w:val="tr-TR"/>
+        </w:rPr>
+        <w:t xml:space="preserve">Görsel: pH ölçeği ve bazı maddelerin yaklaşık pH değerleri</w:t>
+      </w:r>
+      <w:r>
+        <w:rPr>
+          <w:rFonts w:ascii="Times New Roman" w:hAnsi="Times New Roman" w:cs="Times New Roman"/>
+          <w:lang w:val="tr-TR"/>
+        </w:rPr>
+        <w:t xml:space="preserve"/>
       </w:r>
     </w:p>
     <w:p>
